--- a/Prezentacja/Wybór komponentów.docx
+++ b/Prezentacja/Wybór komponentów.docx
@@ -230,7 +230,7 @@
                 <w:lang w:val="en-US"/>
               </w:rPr>
               <w:drawing>
-                <wp:inline distT="0" distB="0" distL="0" distR="0" wp14:anchorId="564B795E" wp14:editId="247CE381">
+                <wp:inline distT="0" distB="0" distL="0" distR="0" wp14:anchorId="564B795E" wp14:editId="0775F7A6">
                   <wp:extent cx="837546" cy="798655"/>
                   <wp:effectExtent l="0" t="0" r="1270" b="1905"/>
                   <wp:docPr id="43" name="Picture 43" descr="Obraz zawierający tekst, Czcionka, logo, design&#10;&#10;Zawartość wygenerowana przez AI może być niepoprawna."/>
@@ -589,6 +589,7 @@
                 <w:szCs w:val="40"/>
               </w:rPr>
             </w:pPr>
+            <w:proofErr w:type="spellStart"/>
             <w:r>
               <w:rPr>
                 <w:rFonts w:ascii="Arial" w:hAnsi="Arial" w:cs="Arial"/>
@@ -598,6 +599,7 @@
               </w:rPr>
               <w:t>SMiW</w:t>
             </w:r>
+            <w:proofErr w:type="spellEnd"/>
           </w:p>
         </w:tc>
         <w:tc>
@@ -745,13 +747,23 @@
                 <w:lang w:val="en-US"/>
               </w:rPr>
             </w:pPr>
+            <w:proofErr w:type="spellStart"/>
             <w:r>
               <w:rPr>
                 <w:rFonts w:ascii="Arial" w:hAnsi="Arial" w:cs="Arial"/>
                 <w:b/>
                 <w:lang w:val="en-US"/>
               </w:rPr>
-              <w:t>Środa 9.45 – 11.15</w:t>
+              <w:t>Środa</w:t>
+            </w:r>
+            <w:proofErr w:type="spellEnd"/>
+            <w:r>
+              <w:rPr>
+                <w:rFonts w:ascii="Arial" w:hAnsi="Arial" w:cs="Arial"/>
+                <w:b/>
+                <w:lang w:val="en-US"/>
+              </w:rPr>
+              <w:t xml:space="preserve"> 9.45 – 11.15</w:t>
             </w:r>
           </w:p>
         </w:tc>
@@ -1148,7 +1160,7 @@
           </w:p>
           <w:p>
             <w:pPr>
-              <w:pStyle w:val="Akapitzlist"/>
+              <w:pStyle w:val="ListParagraph"/>
               <w:numPr>
                 <w:ilvl w:val="0"/>
                 <w:numId w:val="7"/>
@@ -1172,7 +1184,7 @@
           </w:p>
           <w:p>
             <w:pPr>
-              <w:pStyle w:val="Akapitzlist"/>
+              <w:pStyle w:val="ListParagraph"/>
               <w:numPr>
                 <w:ilvl w:val="0"/>
                 <w:numId w:val="7"/>
@@ -1199,7 +1211,7 @@
     </w:tbl>
     <w:p>
       <w:pPr>
-        <w:pStyle w:val="Nagwek2"/>
+        <w:pStyle w:val="Heading2"/>
       </w:pPr>
       <w:r>
         <w:br w:type="page"/>
@@ -1207,7 +1219,7 @@
     </w:p>
     <w:p>
       <w:pPr>
-        <w:pStyle w:val="Nagwek1"/>
+        <w:pStyle w:val="Heading1"/>
       </w:pPr>
       <w:r>
         <w:lastRenderedPageBreak/>
@@ -1216,7 +1228,7 @@
     </w:p>
     <w:p>
       <w:pPr>
-        <w:pStyle w:val="Nagwek3"/>
+        <w:pStyle w:val="Heading3"/>
       </w:pPr>
       <w:r>
         <w:t>Akcelerometr</w:t>
@@ -1234,7 +1246,7 @@
     </w:p>
     <w:p>
       <w:pPr>
-        <w:pStyle w:val="Akapitzlist"/>
+        <w:pStyle w:val="ListParagraph"/>
         <w:numPr>
           <w:ilvl w:val="0"/>
           <w:numId w:val="1"/>
@@ -1246,7 +1258,7 @@
     </w:p>
     <w:p>
       <w:pPr>
-        <w:pStyle w:val="Akapitzlist"/>
+        <w:pStyle w:val="ListParagraph"/>
         <w:numPr>
           <w:ilvl w:val="0"/>
           <w:numId w:val="1"/>
@@ -1258,14 +1270,22 @@
     </w:p>
     <w:p>
       <w:pPr>
-        <w:pStyle w:val="Akapitzlist"/>
+        <w:pStyle w:val="ListParagraph"/>
         <w:numPr>
           <w:ilvl w:val="0"/>
           <w:numId w:val="1"/>
         </w:numPr>
       </w:pPr>
       <w:r>
-        <w:t xml:space="preserve">Wymagane ODR – 1000 Hz </w:t>
+        <w:t xml:space="preserve">Wymagane ODR – 1000 </w:t>
+      </w:r>
+      <w:proofErr w:type="spellStart"/>
+      <w:r>
+        <w:t>Hz</w:t>
+      </w:r>
+      <w:proofErr w:type="spellEnd"/>
+      <w:r>
+        <w:t xml:space="preserve"> </w:t>
       </w:r>
     </w:p>
     <w:p>
@@ -1275,7 +1295,7 @@
     </w:p>
     <w:tbl>
       <w:tblPr>
-        <w:tblStyle w:val="Tabelasiatki7kolorowa"/>
+        <w:tblStyle w:val="GridTable7Colourful"/>
         <w:tblW w:w="5000" w:type="pct"/>
         <w:tblLook w:val="0600" w:firstRow="0" w:lastRow="0" w:firstColumn="0" w:lastColumn="0" w:noHBand="1" w:noVBand="1"/>
       </w:tblPr>
@@ -1296,9 +1316,6 @@
           <w:p>
             <w:pPr>
               <w:jc w:val="center"/>
-              <w:rPr>
-                <w:lang/>
-              </w:rPr>
             </w:pPr>
             <w:bookmarkStart w:id="0" w:name="_Hlk212836799"/>
           </w:p>
@@ -1311,9 +1328,6 @@
           <w:p>
             <w:pPr>
               <w:jc w:val="center"/>
-              <w:rPr>
-                <w:lang/>
-              </w:rPr>
             </w:pPr>
             <w:r>
               <w:t>H3LIS331DL</w:t>
@@ -1328,9 +1342,6 @@
           <w:p>
             <w:pPr>
               <w:jc w:val="center"/>
-              <w:rPr>
-                <w:lang/>
-              </w:rPr>
             </w:pPr>
             <w:r>
               <w:t>ADXL 373</w:t>
@@ -1350,9 +1361,6 @@
           <w:p>
             <w:pPr>
               <w:jc w:val="center"/>
-              <w:rPr>
-                <w:lang/>
-              </w:rPr>
             </w:pPr>
             <w:r>
               <w:t>Skala pomiarowa</w:t>
@@ -1367,9 +1375,6 @@
           <w:p>
             <w:pPr>
               <w:jc w:val="center"/>
-              <w:rPr>
-                <w:lang/>
-              </w:rPr>
             </w:pPr>
             <w:r>
               <w:t>100/200/400g</w:t>
@@ -1384,9 +1389,6 @@
           <w:p>
             <w:pPr>
               <w:jc w:val="center"/>
-              <w:rPr>
-                <w:lang/>
-              </w:rPr>
             </w:pPr>
             <w:r>
               <w:t>400g</w:t>
@@ -1406,9 +1408,6 @@
           <w:p>
             <w:pPr>
               <w:jc w:val="center"/>
-              <w:rPr>
-                <w:lang/>
-              </w:rPr>
             </w:pPr>
             <w:r>
               <w:t>ODR</w:t>
@@ -1423,12 +1422,17 @@
           <w:p>
             <w:pPr>
               <w:jc w:val="center"/>
-              <w:rPr>
-                <w:lang/>
-              </w:rPr>
-            </w:pPr>
-            <w:r>
-              <w:t>0,5 Hz - 1 kHz</w:t>
+            </w:pPr>
+            <w:r>
+              <w:t xml:space="preserve">0,5 </w:t>
+            </w:r>
+            <w:proofErr w:type="spellStart"/>
+            <w:r>
+              <w:t>Hz</w:t>
+            </w:r>
+            <w:proofErr w:type="spellEnd"/>
+            <w:r>
+              <w:t xml:space="preserve"> - 1 kHz</w:t>
             </w:r>
           </w:p>
         </w:tc>
@@ -1440,13 +1444,23 @@
           <w:p>
             <w:pPr>
               <w:jc w:val="center"/>
-              <w:rPr>
-                <w:lang/>
-              </w:rPr>
-            </w:pPr>
-            <w:r>
-              <w:t>160 Hz - 2560 Hz</w:t>
-            </w:r>
+            </w:pPr>
+            <w:r>
+              <w:t xml:space="preserve">160 </w:t>
+            </w:r>
+            <w:proofErr w:type="spellStart"/>
+            <w:r>
+              <w:t>Hz</w:t>
+            </w:r>
+            <w:proofErr w:type="spellEnd"/>
+            <w:r>
+              <w:t xml:space="preserve"> - 2560 </w:t>
+            </w:r>
+            <w:proofErr w:type="spellStart"/>
+            <w:r>
+              <w:t>Hz</w:t>
+            </w:r>
+            <w:proofErr w:type="spellEnd"/>
           </w:p>
         </w:tc>
       </w:tr>
@@ -1462,9 +1476,6 @@
           <w:p>
             <w:pPr>
               <w:jc w:val="center"/>
-              <w:rPr>
-                <w:lang/>
-              </w:rPr>
             </w:pPr>
             <w:r>
               <w:t>Zakres temp.</w:t>
@@ -1479,9 +1490,6 @@
           <w:p>
             <w:pPr>
               <w:jc w:val="center"/>
-              <w:rPr>
-                <w:lang/>
-              </w:rPr>
             </w:pPr>
             <w:r>
               <w:t>-40 to +85</w:t>
@@ -1496,9 +1504,6 @@
           <w:p>
             <w:pPr>
               <w:jc w:val="center"/>
-              <w:rPr>
-                <w:lang/>
-              </w:rPr>
             </w:pPr>
             <w:r>
               <w:t>−40°C to +105°C</w:t>
@@ -1518,9 +1523,6 @@
           <w:p>
             <w:pPr>
               <w:jc w:val="center"/>
-              <w:rPr>
-                <w:lang/>
-              </w:rPr>
             </w:pPr>
             <w:r>
               <w:t>Zasilanie</w:t>
@@ -1535,9 +1537,6 @@
           <w:p>
             <w:pPr>
               <w:jc w:val="center"/>
-              <w:rPr>
-                <w:lang/>
-              </w:rPr>
             </w:pPr>
             <w:r>
               <w:t>2.16 V to 3.6 V</w:t>
@@ -1552,9 +1551,6 @@
           <w:p>
             <w:pPr>
               <w:jc w:val="center"/>
-              <w:rPr>
-                <w:lang/>
-              </w:rPr>
             </w:pPr>
             <w:r>
               <w:t>1.6 V to 3.5 V</w:t>
@@ -1574,9 +1570,6 @@
           <w:p>
             <w:pPr>
               <w:jc w:val="center"/>
-              <w:rPr>
-                <w:lang/>
-              </w:rPr>
             </w:pPr>
             <w:r>
               <w:t xml:space="preserve">Tryb </w:t>
@@ -1594,9 +1587,6 @@
           <w:p>
             <w:pPr>
               <w:jc w:val="center"/>
-              <w:rPr>
-                <w:lang/>
-              </w:rPr>
             </w:pPr>
             <w:r>
               <w:rPr>
@@ -1617,9 +1607,6 @@
           <w:p>
             <w:pPr>
               <w:jc w:val="center"/>
-              <w:rPr>
-                <w:lang/>
-              </w:rPr>
             </w:pPr>
             <w:r>
               <w:rPr>
@@ -1645,9 +1632,6 @@
           <w:p>
             <w:pPr>
               <w:jc w:val="center"/>
-              <w:rPr>
-                <w:lang/>
-              </w:rPr>
             </w:pPr>
             <w:r>
               <w:t>Wytrzymałość na uderzenia</w:t>
@@ -1662,9 +1646,6 @@
           <w:p>
             <w:pPr>
               <w:jc w:val="center"/>
-              <w:rPr>
-                <w:lang/>
-              </w:rPr>
             </w:pPr>
             <w:r>
               <w:t>10000g</w:t>
@@ -1679,9 +1660,6 @@
           <w:p>
             <w:pPr>
               <w:jc w:val="center"/>
-              <w:rPr>
-                <w:lang/>
-              </w:rPr>
             </w:pPr>
             <w:r>
               <w:t>10000g</w:t>
@@ -1701,9 +1679,6 @@
           <w:p>
             <w:pPr>
               <w:jc w:val="center"/>
-              <w:rPr>
-                <w:lang/>
-              </w:rPr>
             </w:pPr>
             <w:r>
               <w:t>Rozdzielczość danych wyjściowych</w:t>
@@ -1718,9 +1693,6 @@
           <w:p>
             <w:pPr>
               <w:jc w:val="center"/>
-              <w:rPr>
-                <w:lang/>
-              </w:rPr>
             </w:pPr>
             <w:r>
               <w:t>12 bit</w:t>
@@ -1735,9 +1707,6 @@
           <w:p>
             <w:pPr>
               <w:jc w:val="center"/>
-              <w:rPr>
-                <w:lang/>
-              </w:rPr>
             </w:pPr>
             <w:r>
               <w:t>12 bit</w:t>
@@ -1757,9 +1726,6 @@
           <w:p>
             <w:pPr>
               <w:jc w:val="center"/>
-              <w:rPr>
-                <w:lang/>
-              </w:rPr>
             </w:pPr>
             <w:r>
               <w:t>Współczynnik skali</w:t>
@@ -1774,9 +1740,6 @@
           <w:p>
             <w:pPr>
               <w:jc w:val="center"/>
-              <w:rPr>
-                <w:lang/>
-              </w:rPr>
             </w:pPr>
             <w:r>
               <w:t>195 mg/LSB</w:t>
@@ -1791,9 +1754,6 @@
           <w:p>
             <w:pPr>
               <w:jc w:val="center"/>
-              <w:rPr>
-                <w:lang/>
-              </w:rPr>
             </w:pPr>
             <w:r>
               <w:t>200 mg/LSB</w:t>
@@ -1814,9 +1774,6 @@
           <w:p>
             <w:pPr>
               <w:jc w:val="center"/>
-              <w:rPr>
-                <w:lang/>
-              </w:rPr>
             </w:pPr>
             <w:r>
               <w:t>Interfejsy</w:t>
@@ -1836,9 +1793,6 @@
           <w:p>
             <w:pPr>
               <w:jc w:val="center"/>
-              <w:rPr>
-                <w:lang/>
-              </w:rPr>
             </w:pPr>
             <w:r>
               <w:t>I2C</w:t>
@@ -1853,9 +1807,6 @@
           <w:p>
             <w:pPr>
               <w:jc w:val="center"/>
-              <w:rPr>
-                <w:lang/>
-              </w:rPr>
             </w:pPr>
             <w:r>
               <w:t>400 kHz</w:t>
@@ -1870,9 +1821,6 @@
           <w:p>
             <w:pPr>
               <w:jc w:val="center"/>
-              <w:rPr>
-                <w:lang/>
-              </w:rPr>
             </w:pPr>
             <w:r>
               <w:t>3,4 MHz</w:t>
@@ -1892,9 +1840,6 @@
           <w:p>
             <w:pPr>
               <w:jc w:val="center"/>
-              <w:rPr>
-                <w:lang/>
-              </w:rPr>
             </w:pPr>
             <w:r>
               <w:t>SPI</w:t>
@@ -1909,9 +1854,6 @@
           <w:p>
             <w:pPr>
               <w:jc w:val="center"/>
-              <w:rPr>
-                <w:lang/>
-              </w:rPr>
             </w:pPr>
             <w:r>
               <w:t>10 MHz</w:t>
@@ -1926,9 +1868,6 @@
           <w:p>
             <w:pPr>
               <w:jc w:val="center"/>
-              <w:rPr>
-                <w:lang/>
-              </w:rPr>
             </w:pPr>
             <w:r>
               <w:t>10 MHz</w:t>
@@ -1949,9 +1888,6 @@
           <w:p>
             <w:pPr>
               <w:jc w:val="center"/>
-              <w:rPr>
-                <w:lang/>
-              </w:rPr>
             </w:pPr>
             <w:r>
               <w:t>Cena:</w:t>
@@ -1971,13 +1907,15 @@
           <w:p>
             <w:pPr>
               <w:jc w:val="center"/>
-              <w:rPr>
-                <w:lang/>
-              </w:rPr>
-            </w:pPr>
-            <w:r>
-              <w:t>Evaluation board</w:t>
-            </w:r>
+            </w:pPr>
+            <w:r>
+              <w:t xml:space="preserve">Evaluation </w:t>
+            </w:r>
+            <w:proofErr w:type="spellStart"/>
+            <w:r>
+              <w:t>board</w:t>
+            </w:r>
+            <w:proofErr w:type="spellEnd"/>
           </w:p>
         </w:tc>
         <w:tc>
@@ -1988,9 +1926,6 @@
           <w:p>
             <w:pPr>
               <w:jc w:val="center"/>
-              <w:rPr>
-                <w:lang/>
-              </w:rPr>
             </w:pPr>
             <w:r>
               <w:t>18 $</w:t>
@@ -2005,9 +1940,6 @@
           <w:p>
             <w:pPr>
               <w:jc w:val="center"/>
-              <w:rPr>
-                <w:lang/>
-              </w:rPr>
             </w:pPr>
             <w:r>
               <w:t>36 $</w:t>
@@ -2027,9 +1959,6 @@
           <w:p>
             <w:pPr>
               <w:jc w:val="center"/>
-              <w:rPr>
-                <w:lang/>
-              </w:rPr>
             </w:pPr>
             <w:r>
               <w:t>Chip</w:t>
@@ -2044,9 +1973,6 @@
           <w:p>
             <w:pPr>
               <w:jc w:val="center"/>
-              <w:rPr>
-                <w:lang/>
-              </w:rPr>
             </w:pPr>
             <w:r>
               <w:t>11 $</w:t>
@@ -2061,9 +1987,6 @@
           <w:p>
             <w:pPr>
               <w:jc w:val="center"/>
-              <w:rPr>
-                <w:lang/>
-              </w:rPr>
             </w:pPr>
             <w:r>
               <w:t>18 $</w:t>
@@ -2081,7 +2004,7 @@
     </w:p>
     <w:p>
       <w:pPr>
-        <w:pStyle w:val="Nagwek3"/>
+        <w:pStyle w:val="Heading3"/>
       </w:pPr>
       <w:r>
         <w:t>Uzasadnienie</w:t>
@@ -2097,7 +2020,7 @@
     </w:p>
     <w:p>
       <w:pPr>
-        <w:pStyle w:val="Nagwek2"/>
+        <w:pStyle w:val="Heading2"/>
       </w:pPr>
       <w:r>
         <w:lastRenderedPageBreak/>
@@ -2108,7 +2031,6 @@
       <w:r>
         <w:rPr>
           <w:color w:val="000000" w:themeColor="text1"/>
-          <w:lang/>
         </w:rPr>
         <w:t>Pomiar przyśpieszenia kątowego</w:t>
       </w:r>
@@ -2123,7 +2045,7 @@
     </w:p>
     <w:tbl>
       <w:tblPr>
-        <w:tblStyle w:val="Tabela-Siatka"/>
+        <w:tblStyle w:val="TableGrid"/>
         <w:tblW w:w="5000" w:type="pct"/>
         <w:tblLook w:val="04A0" w:firstRow="1" w:lastRow="0" w:firstColumn="1" w:lastColumn="0" w:noHBand="0" w:noVBand="1"/>
       </w:tblPr>
@@ -2147,13 +2069,11 @@
               <w:jc w:val="center"/>
               <w:rPr>
                 <w:color w:val="000000" w:themeColor="text1"/>
-                <w:lang/>
-              </w:rPr>
-            </w:pPr>
-            <w:r>
-              <w:rPr>
-                <w:color w:val="000000" w:themeColor="text1"/>
-                <w:lang/>
+              </w:rPr>
+            </w:pPr>
+            <w:r>
+              <w:rPr>
+                <w:color w:val="000000" w:themeColor="text1"/>
               </w:rPr>
               <w:t>Cecha / Parametr</w:t>
             </w:r>
@@ -2170,13 +2090,11 @@
               <w:jc w:val="center"/>
               <w:rPr>
                 <w:color w:val="000000" w:themeColor="text1"/>
-                <w:lang/>
-              </w:rPr>
-            </w:pPr>
-            <w:r>
-              <w:rPr>
-                <w:color w:val="000000" w:themeColor="text1"/>
-                <w:lang/>
+              </w:rPr>
+            </w:pPr>
+            <w:r>
+              <w:rPr>
+                <w:color w:val="000000" w:themeColor="text1"/>
               </w:rPr>
               <w:t>IAM-20380HT</w:t>
             </w:r>
@@ -2193,13 +2111,11 @@
               <w:jc w:val="center"/>
               <w:rPr>
                 <w:color w:val="000000" w:themeColor="text1"/>
-                <w:lang/>
-              </w:rPr>
-            </w:pPr>
-            <w:r>
-              <w:rPr>
-                <w:color w:val="000000" w:themeColor="text1"/>
-                <w:lang/>
+              </w:rPr>
+            </w:pPr>
+            <w:r>
+              <w:rPr>
+                <w:color w:val="000000" w:themeColor="text1"/>
               </w:rPr>
               <w:t>L3G4200D</w:t>
             </w:r>
@@ -2221,13 +2137,11 @@
               <w:jc w:val="center"/>
               <w:rPr>
                 <w:color w:val="000000" w:themeColor="text1"/>
-                <w:lang/>
-              </w:rPr>
-            </w:pPr>
-            <w:r>
-              <w:rPr>
-                <w:color w:val="000000" w:themeColor="text1"/>
-                <w:lang/>
+              </w:rPr>
+            </w:pPr>
+            <w:r>
+              <w:rPr>
+                <w:color w:val="000000" w:themeColor="text1"/>
               </w:rPr>
               <w:t>Wybieralny zakres pełnej skali (FSR)</w:t>
             </w:r>
@@ -2244,15 +2158,41 @@
               <w:jc w:val="center"/>
               <w:rPr>
                 <w:color w:val="000000" w:themeColor="text1"/>
-                <w:lang/>
-              </w:rPr>
-            </w:pPr>
-            <w:r>
-              <w:rPr>
-                <w:color w:val="000000" w:themeColor="text1"/>
-                <w:lang/>
-              </w:rPr>
-              <w:t xml:space="preserve">±250,±500,±1000,±2000 dps </w:t>
+              </w:rPr>
+            </w:pPr>
+            <w:r>
+              <w:rPr>
+                <w:color w:val="000000" w:themeColor="text1"/>
+              </w:rPr>
+              <w:t>±</w:t>
+            </w:r>
+            <w:proofErr w:type="gramStart"/>
+            <w:r>
+              <w:rPr>
+                <w:color w:val="000000" w:themeColor="text1"/>
+              </w:rPr>
+              <w:t>250,±500,±1000,±</w:t>
+            </w:r>
+            <w:proofErr w:type="gramEnd"/>
+            <w:r>
+              <w:rPr>
+                <w:color w:val="000000" w:themeColor="text1"/>
+              </w:rPr>
+              <w:t>2000 </w:t>
+            </w:r>
+            <w:proofErr w:type="spellStart"/>
+            <w:r>
+              <w:rPr>
+                <w:color w:val="000000" w:themeColor="text1"/>
+              </w:rPr>
+              <w:t>dps</w:t>
+            </w:r>
+            <w:proofErr w:type="spellEnd"/>
+            <w:r>
+              <w:rPr>
+                <w:color w:val="000000" w:themeColor="text1"/>
+              </w:rPr>
+              <w:t xml:space="preserve"> </w:t>
             </w:r>
           </w:p>
         </w:tc>
@@ -2267,15 +2207,27 @@
               <w:jc w:val="center"/>
               <w:rPr>
                 <w:color w:val="000000" w:themeColor="text1"/>
-                <w:lang/>
-              </w:rPr>
-            </w:pPr>
-            <w:r>
-              <w:rPr>
-                <w:color w:val="000000" w:themeColor="text1"/>
-                <w:lang/>
-              </w:rPr>
-              <w:t xml:space="preserve">±250/±500/±2000 dps </w:t>
+              </w:rPr>
+            </w:pPr>
+            <w:r>
+              <w:rPr>
+                <w:color w:val="000000" w:themeColor="text1"/>
+              </w:rPr>
+              <w:t>±250/±500/±2000 </w:t>
+            </w:r>
+            <w:proofErr w:type="spellStart"/>
+            <w:r>
+              <w:rPr>
+                <w:color w:val="000000" w:themeColor="text1"/>
+              </w:rPr>
+              <w:t>dps</w:t>
+            </w:r>
+            <w:proofErr w:type="spellEnd"/>
+            <w:r>
+              <w:rPr>
+                <w:color w:val="000000" w:themeColor="text1"/>
+              </w:rPr>
+              <w:t xml:space="preserve"> </w:t>
             </w:r>
           </w:p>
         </w:tc>
@@ -2295,13 +2247,11 @@
               <w:jc w:val="center"/>
               <w:rPr>
                 <w:color w:val="000000" w:themeColor="text1"/>
-                <w:lang/>
-              </w:rPr>
-            </w:pPr>
-            <w:r>
-              <w:rPr>
-                <w:color w:val="000000" w:themeColor="text1"/>
-                <w:lang/>
+              </w:rPr>
+            </w:pPr>
+            <w:r>
+              <w:rPr>
+                <w:color w:val="000000" w:themeColor="text1"/>
               </w:rPr>
               <w:t>Rozdzielczość ADC/Wyjście</w:t>
             </w:r>
@@ -2318,13 +2268,11 @@
               <w:jc w:val="center"/>
               <w:rPr>
                 <w:color w:val="000000" w:themeColor="text1"/>
-                <w:lang/>
-              </w:rPr>
-            </w:pPr>
-            <w:r>
-              <w:rPr>
-                <w:color w:val="000000" w:themeColor="text1"/>
-                <w:lang/>
+              </w:rPr>
+            </w:pPr>
+            <w:r>
+              <w:rPr>
+                <w:color w:val="000000" w:themeColor="text1"/>
               </w:rPr>
               <w:t xml:space="preserve">16-bitowe przetworniki ADC; 16-bitowe dane wyjściowe </w:t>
             </w:r>
@@ -2341,13 +2289,11 @@
               <w:jc w:val="center"/>
               <w:rPr>
                 <w:color w:val="000000" w:themeColor="text1"/>
-                <w:lang/>
-              </w:rPr>
-            </w:pPr>
-            <w:r>
-              <w:rPr>
-                <w:color w:val="000000" w:themeColor="text1"/>
-                <w:lang/>
+              </w:rPr>
+            </w:pPr>
+            <w:r>
+              <w:rPr>
+                <w:color w:val="000000" w:themeColor="text1"/>
               </w:rPr>
               <w:t xml:space="preserve">16-bitowe dane wyjściowe (dla kąta obrotu) </w:t>
             </w:r>
@@ -2369,13 +2315,11 @@
               <w:jc w:val="center"/>
               <w:rPr>
                 <w:color w:val="000000" w:themeColor="text1"/>
-                <w:lang/>
-              </w:rPr>
-            </w:pPr>
-            <w:r>
-              <w:rPr>
-                <w:color w:val="000000" w:themeColor="text1"/>
-                <w:lang/>
+              </w:rPr>
+            </w:pPr>
+            <w:r>
+              <w:rPr>
+                <w:color w:val="000000" w:themeColor="text1"/>
               </w:rPr>
               <w:t>Maksymalna częstotliwość danych (ODR)</w:t>
             </w:r>
@@ -2392,15 +2336,27 @@
               <w:jc w:val="center"/>
               <w:rPr>
                 <w:color w:val="000000" w:themeColor="text1"/>
-                <w:lang/>
-              </w:rPr>
-            </w:pPr>
-            <w:r>
-              <w:rPr>
-                <w:color w:val="000000" w:themeColor="text1"/>
-                <w:lang/>
-              </w:rPr>
-              <w:t xml:space="preserve">8000 Hz  </w:t>
+              </w:rPr>
+            </w:pPr>
+            <w:r>
+              <w:rPr>
+                <w:color w:val="000000" w:themeColor="text1"/>
+              </w:rPr>
+              <w:t>8000 </w:t>
+            </w:r>
+            <w:proofErr w:type="spellStart"/>
+            <w:r>
+              <w:rPr>
+                <w:color w:val="000000" w:themeColor="text1"/>
+              </w:rPr>
+              <w:t>Hz</w:t>
+            </w:r>
+            <w:proofErr w:type="spellEnd"/>
+            <w:r>
+              <w:rPr>
+                <w:color w:val="000000" w:themeColor="text1"/>
+              </w:rPr>
+              <w:t xml:space="preserve">  </w:t>
             </w:r>
           </w:p>
         </w:tc>
@@ -2415,15 +2371,27 @@
               <w:jc w:val="center"/>
               <w:rPr>
                 <w:color w:val="000000" w:themeColor="text1"/>
-                <w:lang/>
-              </w:rPr>
-            </w:pPr>
-            <w:r>
-              <w:rPr>
-                <w:color w:val="000000" w:themeColor="text1"/>
-                <w:lang/>
-              </w:rPr>
-              <w:t xml:space="preserve">800 Hz </w:t>
+              </w:rPr>
+            </w:pPr>
+            <w:r>
+              <w:rPr>
+                <w:color w:val="000000" w:themeColor="text1"/>
+              </w:rPr>
+              <w:t>800 </w:t>
+            </w:r>
+            <w:proofErr w:type="spellStart"/>
+            <w:r>
+              <w:rPr>
+                <w:color w:val="000000" w:themeColor="text1"/>
+              </w:rPr>
+              <w:t>Hz</w:t>
+            </w:r>
+            <w:proofErr w:type="spellEnd"/>
+            <w:r>
+              <w:rPr>
+                <w:color w:val="000000" w:themeColor="text1"/>
+              </w:rPr>
+              <w:t xml:space="preserve"> </w:t>
             </w:r>
           </w:p>
         </w:tc>
@@ -2443,13 +2411,11 @@
               <w:jc w:val="center"/>
               <w:rPr>
                 <w:color w:val="000000" w:themeColor="text1"/>
-                <w:lang/>
-              </w:rPr>
-            </w:pPr>
-            <w:r>
-              <w:rPr>
-                <w:color w:val="000000" w:themeColor="text1"/>
-                <w:lang/>
+              </w:rPr>
+            </w:pPr>
+            <w:r>
+              <w:rPr>
+                <w:color w:val="000000" w:themeColor="text1"/>
               </w:rPr>
               <w:t>Pobór prądu (Tryb Normalny/Pomiarowy)</w:t>
             </w:r>
@@ -2466,15 +2432,27 @@
               <w:jc w:val="center"/>
               <w:rPr>
                 <w:color w:val="000000" w:themeColor="text1"/>
-                <w:lang/>
-              </w:rPr>
-            </w:pPr>
-            <w:r>
-              <w:rPr>
-                <w:color w:val="000000" w:themeColor="text1"/>
-                <w:lang/>
-              </w:rPr>
-              <w:t xml:space="preserve">2.6 mA </w:t>
+              </w:rPr>
+            </w:pPr>
+            <w:r>
+              <w:rPr>
+                <w:color w:val="000000" w:themeColor="text1"/>
+              </w:rPr>
+              <w:t>2.6 </w:t>
+            </w:r>
+            <w:proofErr w:type="spellStart"/>
+            <w:r>
+              <w:rPr>
+                <w:color w:val="000000" w:themeColor="text1"/>
+              </w:rPr>
+              <w:t>mA</w:t>
+            </w:r>
+            <w:proofErr w:type="spellEnd"/>
+            <w:r>
+              <w:rPr>
+                <w:color w:val="000000" w:themeColor="text1"/>
+              </w:rPr>
+              <w:t xml:space="preserve"> </w:t>
             </w:r>
           </w:p>
         </w:tc>
@@ -2489,15 +2467,27 @@
               <w:jc w:val="center"/>
               <w:rPr>
                 <w:color w:val="000000" w:themeColor="text1"/>
-                <w:lang/>
-              </w:rPr>
-            </w:pPr>
-            <w:r>
-              <w:rPr>
-                <w:color w:val="000000" w:themeColor="text1"/>
-                <w:lang/>
-              </w:rPr>
-              <w:t xml:space="preserve">6.1 mA </w:t>
+              </w:rPr>
+            </w:pPr>
+            <w:r>
+              <w:rPr>
+                <w:color w:val="000000" w:themeColor="text1"/>
+              </w:rPr>
+              <w:t>6.1 </w:t>
+            </w:r>
+            <w:proofErr w:type="spellStart"/>
+            <w:r>
+              <w:rPr>
+                <w:color w:val="000000" w:themeColor="text1"/>
+              </w:rPr>
+              <w:t>mA</w:t>
+            </w:r>
+            <w:proofErr w:type="spellEnd"/>
+            <w:r>
+              <w:rPr>
+                <w:color w:val="000000" w:themeColor="text1"/>
+              </w:rPr>
+              <w:t xml:space="preserve"> </w:t>
             </w:r>
           </w:p>
         </w:tc>
@@ -2517,13 +2507,11 @@
               <w:jc w:val="center"/>
               <w:rPr>
                 <w:color w:val="000000" w:themeColor="text1"/>
-                <w:lang/>
-              </w:rPr>
-            </w:pPr>
-            <w:r>
-              <w:rPr>
-                <w:color w:val="000000" w:themeColor="text1"/>
-                <w:lang/>
+              </w:rPr>
+            </w:pPr>
+            <w:r>
+              <w:rPr>
+                <w:color w:val="000000" w:themeColor="text1"/>
               </w:rPr>
               <w:t>Pobór prądu (Tryb uśpienia/niskiej mocy)</w:t>
             </w:r>
@@ -2540,15 +2528,27 @@
               <w:jc w:val="center"/>
               <w:rPr>
                 <w:color w:val="000000" w:themeColor="text1"/>
-                <w:lang/>
-              </w:rPr>
-            </w:pPr>
-            <w:r>
-              <w:rPr>
-                <w:color w:val="000000" w:themeColor="text1"/>
-                <w:lang/>
-              </w:rPr>
-              <w:t xml:space="preserve">6 μA </w:t>
+              </w:rPr>
+            </w:pPr>
+            <w:r>
+              <w:rPr>
+                <w:color w:val="000000" w:themeColor="text1"/>
+              </w:rPr>
+              <w:t>6 </w:t>
+            </w:r>
+            <w:proofErr w:type="spellStart"/>
+            <w:r>
+              <w:rPr>
+                <w:color w:val="000000" w:themeColor="text1"/>
+              </w:rPr>
+              <w:t>μA</w:t>
+            </w:r>
+            <w:proofErr w:type="spellEnd"/>
+            <w:r>
+              <w:rPr>
+                <w:color w:val="000000" w:themeColor="text1"/>
+              </w:rPr>
+              <w:t xml:space="preserve"> </w:t>
             </w:r>
           </w:p>
         </w:tc>
@@ -2563,15 +2563,27 @@
               <w:jc w:val="center"/>
               <w:rPr>
                 <w:color w:val="000000" w:themeColor="text1"/>
-                <w:lang/>
-              </w:rPr>
-            </w:pPr>
-            <w:r>
-              <w:rPr>
-                <w:color w:val="000000" w:themeColor="text1"/>
-                <w:lang/>
-              </w:rPr>
-              <w:t xml:space="preserve">5 μA </w:t>
+              </w:rPr>
+            </w:pPr>
+            <w:r>
+              <w:rPr>
+                <w:color w:val="000000" w:themeColor="text1"/>
+              </w:rPr>
+              <w:t>5 </w:t>
+            </w:r>
+            <w:proofErr w:type="spellStart"/>
+            <w:r>
+              <w:rPr>
+                <w:color w:val="000000" w:themeColor="text1"/>
+              </w:rPr>
+              <w:t>μA</w:t>
+            </w:r>
+            <w:proofErr w:type="spellEnd"/>
+            <w:r>
+              <w:rPr>
+                <w:color w:val="000000" w:themeColor="text1"/>
+              </w:rPr>
+              <w:t xml:space="preserve"> </w:t>
             </w:r>
           </w:p>
         </w:tc>
@@ -2591,13 +2603,11 @@
               <w:jc w:val="center"/>
               <w:rPr>
                 <w:color w:val="000000" w:themeColor="text1"/>
-                <w:lang/>
-              </w:rPr>
-            </w:pPr>
-            <w:r>
-              <w:rPr>
-                <w:color w:val="000000" w:themeColor="text1"/>
-                <w:lang/>
+              </w:rPr>
+            </w:pPr>
+            <w:r>
+              <w:rPr>
+                <w:color w:val="000000" w:themeColor="text1"/>
               </w:rPr>
               <w:t>Pamięć FIFO</w:t>
             </w:r>
@@ -2614,13 +2624,11 @@
               <w:jc w:val="center"/>
               <w:rPr>
                 <w:color w:val="000000" w:themeColor="text1"/>
-                <w:lang/>
-              </w:rPr>
-            </w:pPr>
-            <w:r>
-              <w:rPr>
-                <w:color w:val="000000" w:themeColor="text1"/>
-                <w:lang/>
+              </w:rPr>
+            </w:pPr>
+            <w:r>
+              <w:rPr>
+                <w:color w:val="000000" w:themeColor="text1"/>
               </w:rPr>
               <w:t xml:space="preserve">4096 bajtów </w:t>
             </w:r>
@@ -2637,13 +2645,11 @@
               <w:jc w:val="center"/>
               <w:rPr>
                 <w:color w:val="000000" w:themeColor="text1"/>
-                <w:lang/>
-              </w:rPr>
-            </w:pPr>
-            <w:r>
-              <w:rPr>
-                <w:color w:val="000000" w:themeColor="text1"/>
-                <w:lang/>
+              </w:rPr>
+            </w:pPr>
+            <w:r>
+              <w:rPr>
+                <w:color w:val="000000" w:themeColor="text1"/>
               </w:rPr>
               <w:t xml:space="preserve">32-slotowa (na każdą z trzech osi) </w:t>
             </w:r>
@@ -2665,13 +2671,11 @@
               <w:jc w:val="center"/>
               <w:rPr>
                 <w:color w:val="000000" w:themeColor="text1"/>
-                <w:lang/>
-              </w:rPr>
-            </w:pPr>
-            <w:r>
-              <w:rPr>
-                <w:color w:val="000000" w:themeColor="text1"/>
-                <w:lang/>
+              </w:rPr>
+            </w:pPr>
+            <w:r>
+              <w:rPr>
+                <w:color w:val="000000" w:themeColor="text1"/>
               </w:rPr>
               <w:t>Interfejs komunikacyjny (Cyfrowy)</w:t>
             </w:r>
@@ -2688,15 +2692,27 @@
               <w:jc w:val="center"/>
               <w:rPr>
                 <w:color w:val="000000" w:themeColor="text1"/>
-                <w:lang/>
-              </w:rPr>
-            </w:pPr>
-            <w:r>
-              <w:rPr>
-                <w:color w:val="000000" w:themeColor="text1"/>
-                <w:lang/>
-              </w:rPr>
-              <w:t xml:space="preserve">I²C (do 400 kHz Fast Mode) i SPI (do 8 MHz) </w:t>
+              </w:rPr>
+            </w:pPr>
+            <w:r>
+              <w:rPr>
+                <w:color w:val="000000" w:themeColor="text1"/>
+              </w:rPr>
+              <w:t xml:space="preserve">I²C (do 400 kHz Fast </w:t>
+            </w:r>
+            <w:proofErr w:type="spellStart"/>
+            <w:r>
+              <w:rPr>
+                <w:color w:val="000000" w:themeColor="text1"/>
+              </w:rPr>
+              <w:t>Mode</w:t>
+            </w:r>
+            <w:proofErr w:type="spellEnd"/>
+            <w:r>
+              <w:rPr>
+                <w:color w:val="000000" w:themeColor="text1"/>
+              </w:rPr>
+              <w:t xml:space="preserve">) i SPI (do 8 MHz) </w:t>
             </w:r>
           </w:p>
         </w:tc>
@@ -2711,15 +2727,27 @@
               <w:jc w:val="center"/>
               <w:rPr>
                 <w:color w:val="000000" w:themeColor="text1"/>
-                <w:lang/>
-              </w:rPr>
-            </w:pPr>
-            <w:r>
-              <w:rPr>
-                <w:color w:val="000000" w:themeColor="text1"/>
-                <w:lang/>
-              </w:rPr>
-              <w:t xml:space="preserve">I²C (do 400 kHz Fast Mode) i SPI (do 10 MHz) </w:t>
+              </w:rPr>
+            </w:pPr>
+            <w:r>
+              <w:rPr>
+                <w:color w:val="000000" w:themeColor="text1"/>
+              </w:rPr>
+              <w:t xml:space="preserve">I²C (do 400 kHz Fast </w:t>
+            </w:r>
+            <w:proofErr w:type="spellStart"/>
+            <w:r>
+              <w:rPr>
+                <w:color w:val="000000" w:themeColor="text1"/>
+              </w:rPr>
+              <w:t>Mode</w:t>
+            </w:r>
+            <w:proofErr w:type="spellEnd"/>
+            <w:r>
+              <w:rPr>
+                <w:color w:val="000000" w:themeColor="text1"/>
+              </w:rPr>
+              <w:t xml:space="preserve">) i SPI (do 10 MHz) </w:t>
             </w:r>
           </w:p>
         </w:tc>
@@ -2739,13 +2767,11 @@
               <w:jc w:val="center"/>
               <w:rPr>
                 <w:color w:val="000000" w:themeColor="text1"/>
-                <w:lang/>
-              </w:rPr>
-            </w:pPr>
-            <w:r>
-              <w:rPr>
-                <w:color w:val="000000" w:themeColor="text1"/>
-                <w:lang/>
+              </w:rPr>
+            </w:pPr>
+            <w:r>
+              <w:rPr>
+                <w:color w:val="000000" w:themeColor="text1"/>
               </w:rPr>
               <w:t>I2C</w:t>
             </w:r>
@@ -2762,13 +2788,11 @@
               <w:jc w:val="center"/>
               <w:rPr>
                 <w:color w:val="000000" w:themeColor="text1"/>
-                <w:lang/>
-              </w:rPr>
-            </w:pPr>
-            <w:r>
-              <w:rPr>
-                <w:color w:val="000000" w:themeColor="text1"/>
-                <w:lang/>
+              </w:rPr>
+            </w:pPr>
+            <w:r>
+              <w:rPr>
+                <w:color w:val="000000" w:themeColor="text1"/>
               </w:rPr>
               <w:t>400 kHz</w:t>
             </w:r>
@@ -2785,13 +2809,11 @@
               <w:jc w:val="center"/>
               <w:rPr>
                 <w:color w:val="000000" w:themeColor="text1"/>
-                <w:lang/>
-              </w:rPr>
-            </w:pPr>
-            <w:r>
-              <w:rPr>
-                <w:color w:val="000000" w:themeColor="text1"/>
-                <w:lang/>
+              </w:rPr>
+            </w:pPr>
+            <w:r>
+              <w:rPr>
+                <w:color w:val="000000" w:themeColor="text1"/>
               </w:rPr>
               <w:t>400 kHz</w:t>
             </w:r>
@@ -2813,13 +2835,11 @@
               <w:jc w:val="center"/>
               <w:rPr>
                 <w:color w:val="000000" w:themeColor="text1"/>
-                <w:lang/>
-              </w:rPr>
-            </w:pPr>
-            <w:r>
-              <w:rPr>
-                <w:color w:val="000000" w:themeColor="text1"/>
-                <w:lang/>
+              </w:rPr>
+            </w:pPr>
+            <w:r>
+              <w:rPr>
+                <w:color w:val="000000" w:themeColor="text1"/>
               </w:rPr>
               <w:t>SPI</w:t>
             </w:r>
@@ -2836,13 +2856,11 @@
               <w:jc w:val="center"/>
               <w:rPr>
                 <w:color w:val="000000" w:themeColor="text1"/>
-                <w:lang/>
-              </w:rPr>
-            </w:pPr>
-            <w:r>
-              <w:rPr>
-                <w:color w:val="000000" w:themeColor="text1"/>
-                <w:lang/>
+              </w:rPr>
+            </w:pPr>
+            <w:r>
+              <w:rPr>
+                <w:color w:val="000000" w:themeColor="text1"/>
               </w:rPr>
               <w:t>8 MHz</w:t>
             </w:r>
@@ -2859,16 +2877,22 @@
               <w:jc w:val="center"/>
               <w:rPr>
                 <w:color w:val="000000" w:themeColor="text1"/>
-                <w:lang/>
-              </w:rPr>
-            </w:pPr>
-            <w:r>
-              <w:rPr>
-                <w:color w:val="000000" w:themeColor="text1"/>
-                <w:lang/>
-              </w:rPr>
-              <w:t>10 Mhz</w:t>
-            </w:r>
+              </w:rPr>
+            </w:pPr>
+            <w:r>
+              <w:rPr>
+                <w:color w:val="000000" w:themeColor="text1"/>
+              </w:rPr>
+              <w:t xml:space="preserve">10 </w:t>
+            </w:r>
+            <w:proofErr w:type="spellStart"/>
+            <w:r>
+              <w:rPr>
+                <w:color w:val="000000" w:themeColor="text1"/>
+              </w:rPr>
+              <w:t>Mhz</w:t>
+            </w:r>
+            <w:proofErr w:type="spellEnd"/>
           </w:p>
         </w:tc>
       </w:tr>
@@ -2887,13 +2911,11 @@
               <w:jc w:val="center"/>
               <w:rPr>
                 <w:color w:val="000000" w:themeColor="text1"/>
-                <w:lang/>
-              </w:rPr>
-            </w:pPr>
-            <w:r>
-              <w:rPr>
-                <w:color w:val="000000" w:themeColor="text1"/>
-                <w:lang/>
+              </w:rPr>
+            </w:pPr>
+            <w:r>
+              <w:rPr>
+                <w:color w:val="000000" w:themeColor="text1"/>
               </w:rPr>
               <w:t>Odporność na wstrząsy</w:t>
             </w:r>
@@ -2910,13 +2932,11 @@
               <w:jc w:val="center"/>
               <w:rPr>
                 <w:color w:val="000000" w:themeColor="text1"/>
-                <w:lang/>
-              </w:rPr>
-            </w:pPr>
-            <w:r>
-              <w:rPr>
-                <w:color w:val="000000" w:themeColor="text1"/>
-                <w:lang/>
+              </w:rPr>
+            </w:pPr>
+            <w:r>
+              <w:rPr>
+                <w:color w:val="000000" w:themeColor="text1"/>
               </w:rPr>
               <w:t xml:space="preserve">10,000 g </w:t>
             </w:r>
@@ -2933,13 +2953,11 @@
               <w:jc w:val="center"/>
               <w:rPr>
                 <w:color w:val="000000" w:themeColor="text1"/>
-                <w:lang/>
-              </w:rPr>
-            </w:pPr>
-            <w:r>
-              <w:rPr>
-                <w:color w:val="000000" w:themeColor="text1"/>
-                <w:lang/>
+              </w:rPr>
+            </w:pPr>
+            <w:r>
+              <w:rPr>
+                <w:color w:val="000000" w:themeColor="text1"/>
               </w:rPr>
               <w:t xml:space="preserve">10,000 g  </w:t>
             </w:r>
@@ -2961,13 +2979,11 @@
               <w:jc w:val="center"/>
               <w:rPr>
                 <w:color w:val="000000" w:themeColor="text1"/>
-                <w:lang/>
-              </w:rPr>
-            </w:pPr>
-            <w:r>
-              <w:rPr>
-                <w:color w:val="000000" w:themeColor="text1"/>
-                <w:lang/>
+              </w:rPr>
+            </w:pPr>
+            <w:r>
+              <w:rPr>
+                <w:color w:val="000000" w:themeColor="text1"/>
               </w:rPr>
               <w:t>Zakres temperatury pracy</w:t>
             </w:r>
@@ -2984,13 +3000,11 @@
               <w:jc w:val="center"/>
               <w:rPr>
                 <w:color w:val="000000" w:themeColor="text1"/>
-                <w:lang/>
-              </w:rPr>
-            </w:pPr>
-            <w:r>
-              <w:rPr>
-                <w:color w:val="000000" w:themeColor="text1"/>
-                <w:lang/>
+              </w:rPr>
+            </w:pPr>
+            <w:r>
+              <w:rPr>
+                <w:color w:val="000000" w:themeColor="text1"/>
               </w:rPr>
               <w:t>−40</w:t>
             </w:r>
@@ -2998,14 +3012,12 @@
               <w:rPr>
                 <w:rFonts w:ascii="Cambria Math" w:hAnsi="Cambria Math" w:cs="Cambria Math"/>
                 <w:color w:val="000000" w:themeColor="text1"/>
-                <w:lang/>
               </w:rPr>
               <w:t>∘</w:t>
             </w:r>
             <w:r>
               <w:rPr>
                 <w:color w:val="000000" w:themeColor="text1"/>
-                <w:lang/>
               </w:rPr>
               <w:t>C do +105</w:t>
             </w:r>
@@ -3013,14 +3025,12 @@
               <w:rPr>
                 <w:rFonts w:ascii="Cambria Math" w:hAnsi="Cambria Math" w:cs="Cambria Math"/>
                 <w:color w:val="000000" w:themeColor="text1"/>
-                <w:lang/>
               </w:rPr>
               <w:t>∘</w:t>
             </w:r>
             <w:r>
               <w:rPr>
                 <w:color w:val="000000" w:themeColor="text1"/>
-                <w:lang/>
               </w:rPr>
               <w:t xml:space="preserve">C </w:t>
             </w:r>
@@ -3037,13 +3047,11 @@
               <w:jc w:val="center"/>
               <w:rPr>
                 <w:color w:val="000000" w:themeColor="text1"/>
-                <w:lang/>
-              </w:rPr>
-            </w:pPr>
-            <w:r>
-              <w:rPr>
-                <w:color w:val="000000" w:themeColor="text1"/>
-                <w:lang/>
+              </w:rPr>
+            </w:pPr>
+            <w:r>
+              <w:rPr>
+                <w:color w:val="000000" w:themeColor="text1"/>
               </w:rPr>
               <w:t>−40</w:t>
             </w:r>
@@ -3051,14 +3059,12 @@
               <w:rPr>
                 <w:rFonts w:ascii="Cambria Math" w:hAnsi="Cambria Math" w:cs="Cambria Math"/>
                 <w:color w:val="000000" w:themeColor="text1"/>
-                <w:lang/>
               </w:rPr>
               <w:t>∘</w:t>
             </w:r>
             <w:r>
               <w:rPr>
                 <w:color w:val="000000" w:themeColor="text1"/>
-                <w:lang/>
               </w:rPr>
               <w:t>C do +85</w:t>
             </w:r>
@@ -3066,14 +3072,12 @@
               <w:rPr>
                 <w:rFonts w:ascii="Cambria Math" w:hAnsi="Cambria Math" w:cs="Cambria Math"/>
                 <w:color w:val="000000" w:themeColor="text1"/>
-                <w:lang/>
               </w:rPr>
               <w:t>∘</w:t>
             </w:r>
             <w:r>
               <w:rPr>
                 <w:color w:val="000000" w:themeColor="text1"/>
-                <w:lang/>
               </w:rPr>
               <w:t xml:space="preserve">C </w:t>
             </w:r>
@@ -3095,13 +3099,11 @@
               <w:jc w:val="center"/>
               <w:rPr>
                 <w:color w:val="000000" w:themeColor="text1"/>
-                <w:lang/>
-              </w:rPr>
-            </w:pPr>
-            <w:r>
-              <w:rPr>
-                <w:color w:val="000000" w:themeColor="text1"/>
-                <w:lang/>
+              </w:rPr>
+            </w:pPr>
+            <w:r>
+              <w:rPr>
+                <w:color w:val="000000" w:themeColor="text1"/>
               </w:rPr>
               <w:t>Cena</w:t>
             </w:r>
@@ -3118,13 +3120,11 @@
               <w:jc w:val="center"/>
               <w:rPr>
                 <w:color w:val="000000" w:themeColor="text1"/>
-                <w:lang/>
-              </w:rPr>
-            </w:pPr>
-            <w:r>
-              <w:rPr>
-                <w:color w:val="000000" w:themeColor="text1"/>
-                <w:lang/>
+              </w:rPr>
+            </w:pPr>
+            <w:r>
+              <w:rPr>
+                <w:color w:val="000000" w:themeColor="text1"/>
               </w:rPr>
               <w:t xml:space="preserve">10 $ </w:t>
             </w:r>
@@ -3141,13 +3141,11 @@
               <w:jc w:val="center"/>
               <w:rPr>
                 <w:color w:val="000000" w:themeColor="text1"/>
-                <w:lang/>
-              </w:rPr>
-            </w:pPr>
-            <w:r>
-              <w:rPr>
-                <w:color w:val="000000" w:themeColor="text1"/>
-                <w:lang/>
+              </w:rPr>
+            </w:pPr>
+            <w:r>
+              <w:rPr>
+                <w:color w:val="000000" w:themeColor="text1"/>
               </w:rPr>
               <w:t xml:space="preserve">5 $ </w:t>
             </w:r>
@@ -3163,7 +3161,7 @@
     </w:p>
     <w:p>
       <w:pPr>
-        <w:pStyle w:val="Nagwek3"/>
+        <w:pStyle w:val="Heading3"/>
       </w:pPr>
       <w:r>
         <w:t>Uzasadnienie</w:t>
@@ -3179,8 +3177,13 @@
         </w:rPr>
         <w:t> </w:t>
       </w:r>
-      <w:r>
-        <w:t>mA). IAM-20380HT posiada wi</w:t>
+      <w:proofErr w:type="spellStart"/>
+      <w:r>
+        <w:t>mA</w:t>
+      </w:r>
+      <w:proofErr w:type="spellEnd"/>
+      <w:r>
+        <w:t>). IAM-20380HT posiada wi</w:t>
       </w:r>
       <w:r>
         <w:rPr>
@@ -3233,7 +3236,7 @@
     </w:p>
     <w:p>
       <w:pPr>
-        <w:pStyle w:val="Nagwek2"/>
+        <w:pStyle w:val="Heading2"/>
       </w:pPr>
       <w:r>
         <w:lastRenderedPageBreak/>
@@ -3247,19 +3250,24 @@
     </w:p>
     <w:p>
       <w:pPr>
-        <w:pStyle w:val="Akapitzlist"/>
+        <w:pStyle w:val="ListParagraph"/>
         <w:numPr>
           <w:ilvl w:val="0"/>
           <w:numId w:val="2"/>
         </w:numPr>
       </w:pPr>
       <w:r>
-        <w:t>Łączność bezprzewodowa wifi lub bluetooth</w:t>
-      </w:r>
+        <w:t xml:space="preserve">Łączność bezprzewodowa wifi lub </w:t>
+      </w:r>
+      <w:proofErr w:type="spellStart"/>
+      <w:r>
+        <w:t>bluetooth</w:t>
+      </w:r>
+      <w:proofErr w:type="spellEnd"/>
     </w:p>
     <w:p>
       <w:pPr>
-        <w:pStyle w:val="Akapitzlist"/>
+        <w:pStyle w:val="ListParagraph"/>
         <w:numPr>
           <w:ilvl w:val="0"/>
           <w:numId w:val="2"/>
@@ -3271,7 +3279,7 @@
     </w:p>
     <w:tbl>
       <w:tblPr>
-        <w:tblStyle w:val="Tabela-Siatka"/>
+        <w:tblStyle w:val="TableGrid"/>
         <w:tblW w:w="5000" w:type="pct"/>
         <w:tblLook w:val="0600" w:firstRow="0" w:lastRow="0" w:firstColumn="0" w:lastColumn="0" w:noHBand="1" w:noVBand="1"/>
       </w:tblPr>
@@ -3294,13 +3302,11 @@
               <w:jc w:val="center"/>
               <w:rPr>
                 <w:color w:val="000000" w:themeColor="text1"/>
-                <w:lang/>
-              </w:rPr>
-            </w:pPr>
-            <w:r>
-              <w:rPr>
-                <w:color w:val="000000" w:themeColor="text1"/>
-                <w:lang/>
+              </w:rPr>
+            </w:pPr>
+            <w:r>
+              <w:rPr>
+                <w:color w:val="000000" w:themeColor="text1"/>
               </w:rPr>
               <w:t> </w:t>
             </w:r>
@@ -3316,15 +3322,21 @@
               <w:jc w:val="center"/>
               <w:rPr>
                 <w:color w:val="000000" w:themeColor="text1"/>
-                <w:lang/>
-              </w:rPr>
-            </w:pPr>
-            <w:r>
-              <w:rPr>
-                <w:color w:val="000000" w:themeColor="text1"/>
-                <w:lang/>
-              </w:rPr>
-              <w:t>Esp 32-WROOM-32EU</w:t>
+              </w:rPr>
+            </w:pPr>
+            <w:proofErr w:type="spellStart"/>
+            <w:r>
+              <w:rPr>
+                <w:color w:val="000000" w:themeColor="text1"/>
+              </w:rPr>
+              <w:t>Esp</w:t>
+            </w:r>
+            <w:proofErr w:type="spellEnd"/>
+            <w:r>
+              <w:rPr>
+                <w:color w:val="000000" w:themeColor="text1"/>
+              </w:rPr>
+              <w:t xml:space="preserve"> 32-WROOM-32EU</w:t>
             </w:r>
           </w:p>
         </w:tc>
@@ -3338,13 +3350,11 @@
               <w:jc w:val="center"/>
               <w:rPr>
                 <w:color w:val="000000" w:themeColor="text1"/>
-                <w:lang/>
-              </w:rPr>
-            </w:pPr>
-            <w:r>
-              <w:rPr>
-                <w:color w:val="000000" w:themeColor="text1"/>
-                <w:lang/>
+              </w:rPr>
+            </w:pPr>
+            <w:r>
+              <w:rPr>
+                <w:color w:val="000000" w:themeColor="text1"/>
               </w:rPr>
               <w:t>STM32WBA55CG</w:t>
             </w:r>
@@ -3365,13 +3375,11 @@
               <w:jc w:val="center"/>
               <w:rPr>
                 <w:color w:val="000000" w:themeColor="text1"/>
-                <w:lang/>
-              </w:rPr>
-            </w:pPr>
-            <w:r>
-              <w:rPr>
-                <w:color w:val="000000" w:themeColor="text1"/>
-                <w:lang/>
+              </w:rPr>
+            </w:pPr>
+            <w:r>
+              <w:rPr>
+                <w:color w:val="000000" w:themeColor="text1"/>
               </w:rPr>
               <w:t>Procesor</w:t>
             </w:r>
@@ -3387,13 +3395,13 @@
               <w:jc w:val="center"/>
               <w:rPr>
                 <w:color w:val="000000" w:themeColor="text1"/>
-                <w:lang/>
-              </w:rPr>
-            </w:pPr>
-            <w:r>
-              <w:rPr>
-                <w:color w:val="000000" w:themeColor="text1"/>
-                <w:lang/>
+                <w:lang w:val="en-GB"/>
+              </w:rPr>
+            </w:pPr>
+            <w:r>
+              <w:rPr>
+                <w:color w:val="000000" w:themeColor="text1"/>
+                <w:lang w:val="en-GB"/>
               </w:rPr>
               <w:t>Xtensa® dual-core 32-bit LX6 microprocessor</w:t>
             </w:r>
@@ -3409,15 +3417,21 @@
               <w:jc w:val="center"/>
               <w:rPr>
                 <w:color w:val="000000" w:themeColor="text1"/>
-                <w:lang/>
-              </w:rPr>
-            </w:pPr>
-            <w:r>
-              <w:rPr>
-                <w:color w:val="000000" w:themeColor="text1"/>
-                <w:lang/>
-              </w:rPr>
-              <w:t>Arm Cortex-M33</w:t>
+              </w:rPr>
+            </w:pPr>
+            <w:proofErr w:type="spellStart"/>
+            <w:r>
+              <w:rPr>
+                <w:color w:val="000000" w:themeColor="text1"/>
+              </w:rPr>
+              <w:t>Arm</w:t>
+            </w:r>
+            <w:proofErr w:type="spellEnd"/>
+            <w:r>
+              <w:rPr>
+                <w:color w:val="000000" w:themeColor="text1"/>
+              </w:rPr>
+              <w:t xml:space="preserve"> Cortex-M33</w:t>
             </w:r>
           </w:p>
         </w:tc>
@@ -3441,7 +3455,6 @@
             <w:r>
               <w:rPr>
                 <w:color w:val="000000" w:themeColor="text1"/>
-                <w:lang/>
               </w:rPr>
               <w:t>Cz</w:t>
             </w:r>
@@ -3454,7 +3467,6 @@
             <w:r>
               <w:rPr>
                 <w:color w:val="000000" w:themeColor="text1"/>
-                <w:lang/>
               </w:rPr>
               <w:t>stotliwo</w:t>
             </w:r>
@@ -3476,13 +3488,11 @@
               <w:jc w:val="center"/>
               <w:rPr>
                 <w:color w:val="000000" w:themeColor="text1"/>
-                <w:lang/>
-              </w:rPr>
-            </w:pPr>
-            <w:r>
-              <w:rPr>
-                <w:color w:val="000000" w:themeColor="text1"/>
-                <w:lang/>
+              </w:rPr>
+            </w:pPr>
+            <w:r>
+              <w:rPr>
+                <w:color w:val="000000" w:themeColor="text1"/>
               </w:rPr>
               <w:t>240 MHz</w:t>
             </w:r>
@@ -3498,13 +3508,11 @@
               <w:jc w:val="center"/>
               <w:rPr>
                 <w:color w:val="000000" w:themeColor="text1"/>
-                <w:lang/>
-              </w:rPr>
-            </w:pPr>
-            <w:r>
-              <w:rPr>
-                <w:color w:val="000000" w:themeColor="text1"/>
-                <w:lang/>
+              </w:rPr>
+            </w:pPr>
+            <w:r>
+              <w:rPr>
+                <w:color w:val="000000" w:themeColor="text1"/>
               </w:rPr>
               <w:t>100 MHz</w:t>
             </w:r>
@@ -3525,13 +3533,11 @@
               <w:jc w:val="center"/>
               <w:rPr>
                 <w:color w:val="000000" w:themeColor="text1"/>
-                <w:lang/>
-              </w:rPr>
-            </w:pPr>
-            <w:r>
-              <w:rPr>
-                <w:color w:val="000000" w:themeColor="text1"/>
-                <w:lang/>
+              </w:rPr>
+            </w:pPr>
+            <w:r>
+              <w:rPr>
+                <w:color w:val="000000" w:themeColor="text1"/>
               </w:rPr>
               <w:t>Flash</w:t>
             </w:r>
@@ -3547,13 +3553,11 @@
               <w:jc w:val="center"/>
               <w:rPr>
                 <w:color w:val="000000" w:themeColor="text1"/>
-                <w:lang/>
-              </w:rPr>
-            </w:pPr>
-            <w:r>
-              <w:rPr>
-                <w:color w:val="000000" w:themeColor="text1"/>
-                <w:lang/>
+              </w:rPr>
+            </w:pPr>
+            <w:r>
+              <w:rPr>
+                <w:color w:val="000000" w:themeColor="text1"/>
               </w:rPr>
               <w:t>4</w:t>
             </w:r>
@@ -3569,13 +3573,11 @@
               <w:jc w:val="center"/>
               <w:rPr>
                 <w:color w:val="000000" w:themeColor="text1"/>
-                <w:lang/>
-              </w:rPr>
-            </w:pPr>
-            <w:r>
-              <w:rPr>
-                <w:color w:val="000000" w:themeColor="text1"/>
-                <w:lang/>
+              </w:rPr>
+            </w:pPr>
+            <w:r>
+              <w:rPr>
+                <w:color w:val="000000" w:themeColor="text1"/>
               </w:rPr>
               <w:t>1 MB</w:t>
             </w:r>
@@ -3596,13 +3598,11 @@
               <w:jc w:val="center"/>
               <w:rPr>
                 <w:color w:val="000000" w:themeColor="text1"/>
-                <w:lang/>
-              </w:rPr>
-            </w:pPr>
-            <w:r>
-              <w:rPr>
-                <w:color w:val="000000" w:themeColor="text1"/>
-                <w:lang/>
+              </w:rPr>
+            </w:pPr>
+            <w:r>
+              <w:rPr>
+                <w:color w:val="000000" w:themeColor="text1"/>
               </w:rPr>
               <w:t>RAM</w:t>
             </w:r>
@@ -3618,16 +3618,22 @@
               <w:jc w:val="center"/>
               <w:rPr>
                 <w:color w:val="000000" w:themeColor="text1"/>
-                <w:lang/>
-              </w:rPr>
-            </w:pPr>
-            <w:r>
-              <w:rPr>
-                <w:color w:val="000000" w:themeColor="text1"/>
-                <w:lang/>
-              </w:rPr>
-              <w:t>520 kB</w:t>
-            </w:r>
+              </w:rPr>
+            </w:pPr>
+            <w:r>
+              <w:rPr>
+                <w:color w:val="000000" w:themeColor="text1"/>
+              </w:rPr>
+              <w:t xml:space="preserve">520 </w:t>
+            </w:r>
+            <w:proofErr w:type="spellStart"/>
+            <w:r>
+              <w:rPr>
+                <w:color w:val="000000" w:themeColor="text1"/>
+              </w:rPr>
+              <w:t>kB</w:t>
+            </w:r>
+            <w:proofErr w:type="spellEnd"/>
           </w:p>
         </w:tc>
         <w:tc>
@@ -3640,16 +3646,22 @@
               <w:jc w:val="center"/>
               <w:rPr>
                 <w:color w:val="000000" w:themeColor="text1"/>
-                <w:lang/>
-              </w:rPr>
-            </w:pPr>
-            <w:r>
-              <w:rPr>
-                <w:color w:val="000000" w:themeColor="text1"/>
-                <w:lang/>
-              </w:rPr>
-              <w:t>256 kB</w:t>
-            </w:r>
+              </w:rPr>
+            </w:pPr>
+            <w:r>
+              <w:rPr>
+                <w:color w:val="000000" w:themeColor="text1"/>
+              </w:rPr>
+              <w:t xml:space="preserve">256 </w:t>
+            </w:r>
+            <w:proofErr w:type="spellStart"/>
+            <w:r>
+              <w:rPr>
+                <w:color w:val="000000" w:themeColor="text1"/>
+              </w:rPr>
+              <w:t>kB</w:t>
+            </w:r>
+            <w:proofErr w:type="spellEnd"/>
           </w:p>
         </w:tc>
       </w:tr>
@@ -3668,13 +3680,11 @@
               <w:jc w:val="center"/>
               <w:rPr>
                 <w:color w:val="000000" w:themeColor="text1"/>
-                <w:lang/>
-              </w:rPr>
-            </w:pPr>
-            <w:r>
-              <w:rPr>
-                <w:color w:val="000000" w:themeColor="text1"/>
-                <w:lang/>
+              </w:rPr>
+            </w:pPr>
+            <w:r>
+              <w:rPr>
+                <w:color w:val="000000" w:themeColor="text1"/>
               </w:rPr>
               <w:t>Łączność</w:t>
             </w:r>
@@ -3695,13 +3705,11 @@
               <w:jc w:val="center"/>
               <w:rPr>
                 <w:color w:val="000000" w:themeColor="text1"/>
-                <w:lang/>
-              </w:rPr>
-            </w:pPr>
-            <w:r>
-              <w:rPr>
-                <w:color w:val="000000" w:themeColor="text1"/>
-                <w:lang/>
+              </w:rPr>
+            </w:pPr>
+            <w:r>
+              <w:rPr>
+                <w:color w:val="000000" w:themeColor="text1"/>
               </w:rPr>
               <w:t>Wifi</w:t>
             </w:r>
@@ -3717,15 +3725,27 @@
               <w:jc w:val="center"/>
               <w:rPr>
                 <w:color w:val="000000" w:themeColor="text1"/>
-                <w:lang/>
-              </w:rPr>
-            </w:pPr>
-            <w:r>
-              <w:rPr>
-                <w:color w:val="000000" w:themeColor="text1"/>
-                <w:lang/>
-              </w:rPr>
-              <w:t>802.11b/g/n (do 150 Mbps)</w:t>
+              </w:rPr>
+            </w:pPr>
+            <w:r>
+              <w:rPr>
+                <w:color w:val="000000" w:themeColor="text1"/>
+              </w:rPr>
+              <w:t xml:space="preserve">802.11b/g/n (do 150 </w:t>
+            </w:r>
+            <w:proofErr w:type="spellStart"/>
+            <w:r>
+              <w:rPr>
+                <w:color w:val="000000" w:themeColor="text1"/>
+              </w:rPr>
+              <w:t>Mbps</w:t>
+            </w:r>
+            <w:proofErr w:type="spellEnd"/>
+            <w:r>
+              <w:rPr>
+                <w:color w:val="000000" w:themeColor="text1"/>
+              </w:rPr>
+              <w:t>)</w:t>
             </w:r>
           </w:p>
         </w:tc>
@@ -3739,13 +3759,11 @@
               <w:jc w:val="center"/>
               <w:rPr>
                 <w:color w:val="000000" w:themeColor="text1"/>
-                <w:lang/>
-              </w:rPr>
-            </w:pPr>
-            <w:r>
-              <w:rPr>
-                <w:color w:val="000000" w:themeColor="text1"/>
-                <w:lang/>
+              </w:rPr>
+            </w:pPr>
+            <w:r>
+              <w:rPr>
+                <w:color w:val="000000" w:themeColor="text1"/>
               </w:rPr>
               <w:t>brak</w:t>
             </w:r>
@@ -3766,13 +3784,11 @@
               <w:jc w:val="center"/>
               <w:rPr>
                 <w:color w:val="000000" w:themeColor="text1"/>
-                <w:lang/>
-              </w:rPr>
-            </w:pPr>
-            <w:r>
-              <w:rPr>
-                <w:color w:val="000000" w:themeColor="text1"/>
-                <w:lang/>
+              </w:rPr>
+            </w:pPr>
+            <w:r>
+              <w:rPr>
+                <w:color w:val="000000" w:themeColor="text1"/>
               </w:rPr>
               <w:t>Bluetooth</w:t>
             </w:r>
@@ -3788,15 +3804,31 @@
               <w:jc w:val="center"/>
               <w:rPr>
                 <w:color w:val="000000" w:themeColor="text1"/>
-                <w:lang/>
-              </w:rPr>
-            </w:pPr>
-            <w:r>
-              <w:rPr>
-                <w:color w:val="000000" w:themeColor="text1"/>
-                <w:lang/>
-              </w:rPr>
-              <w:t>Bluetooth V4.2 BR/EDR i Bluetooth LE</w:t>
+                <w:lang w:val="en-GB"/>
+              </w:rPr>
+            </w:pPr>
+            <w:r>
+              <w:rPr>
+                <w:color w:val="000000" w:themeColor="text1"/>
+                <w:lang w:val="en-GB"/>
+              </w:rPr>
+              <w:t xml:space="preserve">Bluetooth V4.2 BR/EDR </w:t>
+            </w:r>
+            <w:proofErr w:type="spellStart"/>
+            <w:r>
+              <w:rPr>
+                <w:color w:val="000000" w:themeColor="text1"/>
+                <w:lang w:val="en-GB"/>
+              </w:rPr>
+              <w:t>i</w:t>
+            </w:r>
+            <w:proofErr w:type="spellEnd"/>
+            <w:r>
+              <w:rPr>
+                <w:color w:val="000000" w:themeColor="text1"/>
+                <w:lang w:val="en-GB"/>
+              </w:rPr>
+              <w:t xml:space="preserve"> Bluetooth LE</w:t>
             </w:r>
           </w:p>
         </w:tc>
@@ -3810,13 +3842,11 @@
               <w:jc w:val="center"/>
               <w:rPr>
                 <w:color w:val="000000" w:themeColor="text1"/>
-                <w:lang/>
-              </w:rPr>
-            </w:pPr>
-            <w:r>
-              <w:rPr>
-                <w:color w:val="000000" w:themeColor="text1"/>
-                <w:lang/>
+              </w:rPr>
+            </w:pPr>
+            <w:r>
+              <w:rPr>
+                <w:color w:val="000000" w:themeColor="text1"/>
               </w:rPr>
               <w:t>Bluetooth LE 6.0</w:t>
             </w:r>
@@ -3837,13 +3867,11 @@
               <w:jc w:val="center"/>
               <w:rPr>
                 <w:color w:val="000000" w:themeColor="text1"/>
-                <w:lang/>
-              </w:rPr>
-            </w:pPr>
-            <w:r>
-              <w:rPr>
-                <w:color w:val="000000" w:themeColor="text1"/>
-                <w:lang/>
+              </w:rPr>
+            </w:pPr>
+            <w:r>
+              <w:rPr>
+                <w:color w:val="000000" w:themeColor="text1"/>
               </w:rPr>
               <w:t>Wyjścia GPIO</w:t>
             </w:r>
@@ -3859,13 +3887,11 @@
               <w:jc w:val="center"/>
               <w:rPr>
                 <w:color w:val="000000" w:themeColor="text1"/>
-                <w:lang/>
-              </w:rPr>
-            </w:pPr>
-            <w:r>
-              <w:rPr>
-                <w:color w:val="000000" w:themeColor="text1"/>
-                <w:lang/>
+              </w:rPr>
+            </w:pPr>
+            <w:r>
+              <w:rPr>
+                <w:color w:val="000000" w:themeColor="text1"/>
               </w:rPr>
               <w:t>30</w:t>
             </w:r>
@@ -3881,13 +3907,11 @@
               <w:jc w:val="center"/>
               <w:rPr>
                 <w:color w:val="000000" w:themeColor="text1"/>
-                <w:lang/>
-              </w:rPr>
-            </w:pPr>
-            <w:r>
-              <w:rPr>
-                <w:color w:val="000000" w:themeColor="text1"/>
-                <w:lang/>
+              </w:rPr>
+            </w:pPr>
+            <w:r>
+              <w:rPr>
+                <w:color w:val="000000" w:themeColor="text1"/>
               </w:rPr>
               <w:t> 35</w:t>
             </w:r>
@@ -3908,13 +3932,11 @@
               <w:jc w:val="center"/>
               <w:rPr>
                 <w:color w:val="000000" w:themeColor="text1"/>
-                <w:lang/>
-              </w:rPr>
-            </w:pPr>
-            <w:r>
-              <w:rPr>
-                <w:color w:val="000000" w:themeColor="text1"/>
-                <w:lang/>
+              </w:rPr>
+            </w:pPr>
+            <w:r>
+              <w:rPr>
+                <w:color w:val="000000" w:themeColor="text1"/>
               </w:rPr>
               <w:t>Interfejsy</w:t>
             </w:r>
@@ -3930,13 +3952,11 @@
               <w:jc w:val="center"/>
               <w:rPr>
                 <w:color w:val="000000" w:themeColor="text1"/>
-                <w:lang/>
-              </w:rPr>
-            </w:pPr>
-            <w:r>
-              <w:rPr>
-                <w:color w:val="000000" w:themeColor="text1"/>
-                <w:lang/>
+              </w:rPr>
+            </w:pPr>
+            <w:r>
+              <w:rPr>
+                <w:color w:val="000000" w:themeColor="text1"/>
               </w:rPr>
               <w:t>3x UART, 3x SPI, 2x I2C (2x I2S)</w:t>
             </w:r>
@@ -3952,13 +3972,11 @@
               <w:jc w:val="center"/>
               <w:rPr>
                 <w:color w:val="000000" w:themeColor="text1"/>
-                <w:lang/>
-              </w:rPr>
-            </w:pPr>
-            <w:r>
-              <w:rPr>
-                <w:color w:val="000000" w:themeColor="text1"/>
-                <w:lang/>
+              </w:rPr>
+            </w:pPr>
+            <w:r>
+              <w:rPr>
+                <w:color w:val="000000" w:themeColor="text1"/>
               </w:rPr>
               <w:t>2x SPI/I²S/SAI/3x UART//2x I2C</w:t>
             </w:r>
@@ -3980,13 +3998,11 @@
               <w:jc w:val="center"/>
               <w:rPr>
                 <w:color w:val="000000" w:themeColor="text1"/>
-                <w:lang/>
-              </w:rPr>
-            </w:pPr>
-            <w:r>
-              <w:rPr>
-                <w:color w:val="000000" w:themeColor="text1"/>
-                <w:lang/>
+              </w:rPr>
+            </w:pPr>
+            <w:r>
+              <w:rPr>
+                <w:color w:val="000000" w:themeColor="text1"/>
               </w:rPr>
               <w:t>Zużycie energii</w:t>
             </w:r>
@@ -4007,13 +4023,11 @@
               <w:jc w:val="center"/>
               <w:rPr>
                 <w:color w:val="000000" w:themeColor="text1"/>
-                <w:lang/>
-              </w:rPr>
-            </w:pPr>
-            <w:r>
-              <w:rPr>
-                <w:color w:val="000000" w:themeColor="text1"/>
-                <w:lang/>
+              </w:rPr>
+            </w:pPr>
+            <w:r>
+              <w:rPr>
+                <w:color w:val="000000" w:themeColor="text1"/>
               </w:rPr>
               <w:t> Niski pobór mocy</w:t>
             </w:r>
@@ -4029,13 +4043,11 @@
               <w:jc w:val="center"/>
               <w:rPr>
                 <w:color w:val="000000" w:themeColor="text1"/>
-                <w:lang/>
-              </w:rPr>
-            </w:pPr>
-            <w:r>
-              <w:rPr>
-                <w:color w:val="000000" w:themeColor="text1"/>
-                <w:lang/>
+              </w:rPr>
+            </w:pPr>
+            <w:r>
+              <w:rPr>
+                <w:color w:val="000000" w:themeColor="text1"/>
               </w:rPr>
               <w:t> 5 µA</w:t>
             </w:r>
@@ -4051,13 +4063,11 @@
               <w:jc w:val="center"/>
               <w:rPr>
                 <w:color w:val="000000" w:themeColor="text1"/>
-                <w:lang/>
-              </w:rPr>
-            </w:pPr>
-            <w:r>
-              <w:rPr>
-                <w:color w:val="000000" w:themeColor="text1"/>
-                <w:lang/>
+              </w:rPr>
+            </w:pPr>
+            <w:r>
+              <w:rPr>
+                <w:color w:val="000000" w:themeColor="text1"/>
               </w:rPr>
               <w:t>0.9 µA</w:t>
             </w:r>
@@ -4075,13 +4085,11 @@
               <w:jc w:val="center"/>
               <w:rPr>
                 <w:color w:val="000000" w:themeColor="text1"/>
-                <w:lang/>
-              </w:rPr>
-            </w:pPr>
-            <w:r>
-              <w:rPr>
-                <w:color w:val="000000" w:themeColor="text1"/>
-                <w:lang/>
+              </w:rPr>
+            </w:pPr>
+            <w:r>
+              <w:rPr>
+                <w:color w:val="000000" w:themeColor="text1"/>
               </w:rPr>
               <w:t xml:space="preserve"> Aktywna praca – średni pobór </w:t>
             </w:r>
@@ -4097,16 +4105,22 @@
               <w:jc w:val="center"/>
               <w:rPr>
                 <w:color w:val="000000" w:themeColor="text1"/>
-                <w:lang/>
-              </w:rPr>
-            </w:pPr>
-            <w:r>
-              <w:rPr>
-                <w:color w:val="000000" w:themeColor="text1"/>
-                <w:lang/>
-              </w:rPr>
-              <w:t> 20 mA</w:t>
-            </w:r>
+              </w:rPr>
+            </w:pPr>
+            <w:r>
+              <w:rPr>
+                <w:color w:val="000000" w:themeColor="text1"/>
+              </w:rPr>
+              <w:t xml:space="preserve"> 20 </w:t>
+            </w:r>
+            <w:proofErr w:type="spellStart"/>
+            <w:r>
+              <w:rPr>
+                <w:color w:val="000000" w:themeColor="text1"/>
+              </w:rPr>
+              <w:t>mA</w:t>
+            </w:r>
+            <w:proofErr w:type="spellEnd"/>
           </w:p>
         </w:tc>
         <w:tc>
@@ -4119,13 +4133,11 @@
               <w:jc w:val="center"/>
               <w:rPr>
                 <w:color w:val="000000" w:themeColor="text1"/>
-                <w:lang/>
-              </w:rPr>
-            </w:pPr>
-            <w:r>
-              <w:rPr>
-                <w:color w:val="000000" w:themeColor="text1"/>
-                <w:lang/>
+              </w:rPr>
+            </w:pPr>
+            <w:r>
+              <w:rPr>
+                <w:color w:val="000000" w:themeColor="text1"/>
               </w:rPr>
               <w:t>3,5</w:t>
             </w:r>
@@ -4133,17 +4145,17 @@
               <w:rPr>
                 <w:rFonts w:ascii="Arial" w:hAnsi="Arial" w:cs="Arial"/>
                 <w:color w:val="000000" w:themeColor="text1"/>
-                <w:lang/>
               </w:rPr>
               <w:t> </w:t>
             </w:r>
-            <w:r>
-              <w:rPr>
-                <w:color w:val="000000" w:themeColor="text1"/>
-                <w:lang/>
+            <w:proofErr w:type="spellStart"/>
+            <w:r>
+              <w:rPr>
+                <w:color w:val="000000" w:themeColor="text1"/>
               </w:rPr>
               <w:t>mA</w:t>
             </w:r>
+            <w:proofErr w:type="spellEnd"/>
           </w:p>
         </w:tc>
       </w:tr>
@@ -4156,7 +4168,7 @@
     </w:p>
     <w:p>
       <w:pPr>
-        <w:pStyle w:val="Nagwek3"/>
+        <w:pStyle w:val="Heading3"/>
       </w:pPr>
       <w:r>
         <w:t>Uzasadnienie</w:t>
@@ -4344,7 +4356,7 @@
     <w:p/>
     <w:p>
       <w:pPr>
-        <w:pStyle w:val="Nagwek2"/>
+        <w:pStyle w:val="Heading2"/>
       </w:pPr>
       <w:r>
         <w:t>Zasilanie</w:t>
@@ -4386,7 +4398,7 @@
     </w:p>
     <w:p>
       <w:pPr>
-        <w:pStyle w:val="Akapitzlist"/>
+        <w:pStyle w:val="ListParagraph"/>
         <w:numPr>
           <w:ilvl w:val="0"/>
           <w:numId w:val="3"/>
@@ -4398,19 +4410,27 @@
     </w:p>
     <w:p>
       <w:pPr>
-        <w:pStyle w:val="Akapitzlist"/>
+        <w:pStyle w:val="ListParagraph"/>
         <w:numPr>
           <w:ilvl w:val="0"/>
           <w:numId w:val="3"/>
         </w:numPr>
       </w:pPr>
       <w:r>
-        <w:t>Napięcie trybu Boost (VOUT): 5 V</w:t>
+        <w:t xml:space="preserve">Napięcie trybu </w:t>
+      </w:r>
+      <w:proofErr w:type="spellStart"/>
+      <w:r>
+        <w:t>Boost</w:t>
+      </w:r>
+      <w:proofErr w:type="spellEnd"/>
+      <w:r>
+        <w:t xml:space="preserve"> (VOUT): 5 V</w:t>
       </w:r>
     </w:p>
     <w:p>
       <w:pPr>
-        <w:pStyle w:val="Akapitzlist"/>
+        <w:pStyle w:val="ListParagraph"/>
         <w:numPr>
           <w:ilvl w:val="0"/>
           <w:numId w:val="3"/>
@@ -4422,7 +4442,7 @@
     </w:p>
     <w:p>
       <w:pPr>
-        <w:pStyle w:val="Akapitzlist"/>
+        <w:pStyle w:val="ListParagraph"/>
         <w:numPr>
           <w:ilvl w:val="0"/>
           <w:numId w:val="3"/>
@@ -4434,19 +4454,27 @@
     </w:p>
     <w:p>
       <w:pPr>
-        <w:pStyle w:val="Akapitzlist"/>
+        <w:pStyle w:val="ListParagraph"/>
         <w:numPr>
           <w:ilvl w:val="0"/>
           <w:numId w:val="3"/>
         </w:numPr>
       </w:pPr>
       <w:r>
-        <w:t>Maksymalny prąd dla trybu Boost: 2,5 A</w:t>
+        <w:t xml:space="preserve">Maksymalny prąd dla trybu </w:t>
+      </w:r>
+      <w:proofErr w:type="spellStart"/>
+      <w:r>
+        <w:t>Boost</w:t>
+      </w:r>
+      <w:proofErr w:type="spellEnd"/>
+      <w:r>
+        <w:t>: 2,5 A</w:t>
       </w:r>
     </w:p>
     <w:p>
       <w:pPr>
-        <w:pStyle w:val="Akapitzlist"/>
+        <w:pStyle w:val="ListParagraph"/>
         <w:numPr>
           <w:ilvl w:val="0"/>
           <w:numId w:val="3"/>
@@ -4458,7 +4486,7 @@
     </w:p>
     <w:p>
       <w:pPr>
-        <w:pStyle w:val="Akapitzlist"/>
+        <w:pStyle w:val="ListParagraph"/>
         <w:numPr>
           <w:ilvl w:val="0"/>
           <w:numId w:val="3"/>
@@ -4470,19 +4498,27 @@
     </w:p>
     <w:p>
       <w:pPr>
-        <w:pStyle w:val="Akapitzlist"/>
+        <w:pStyle w:val="ListParagraph"/>
         <w:numPr>
           <w:ilvl w:val="0"/>
           <w:numId w:val="3"/>
         </w:numPr>
       </w:pPr>
       <w:r>
-        <w:t>Wydajność trybu Boost: do 90%</w:t>
+        <w:t xml:space="preserve">Wydajność trybu </w:t>
+      </w:r>
+      <w:proofErr w:type="spellStart"/>
+      <w:r>
+        <w:t>Boost</w:t>
+      </w:r>
+      <w:proofErr w:type="spellEnd"/>
+      <w:r>
+        <w:t>: do 90%</w:t>
       </w:r>
     </w:p>
     <w:p>
       <w:pPr>
-        <w:pStyle w:val="Akapitzlist"/>
+        <w:pStyle w:val="ListParagraph"/>
         <w:numPr>
           <w:ilvl w:val="0"/>
           <w:numId w:val="3"/>
@@ -4494,7 +4530,7 @@
     </w:p>
     <w:p>
       <w:pPr>
-        <w:pStyle w:val="Nagwek2"/>
+        <w:pStyle w:val="Heading2"/>
       </w:pPr>
       <w:r>
         <w:t>Akumulator</w:t>
@@ -4575,6 +4611,7 @@
                 <w14:ligatures w14:val="none"/>
               </w:rPr>
             </w:pPr>
+            <w:proofErr w:type="spellStart"/>
             <w:r>
               <w:rPr>
                 <w:rFonts w:ascii="Aptos Narrow" w:eastAsia="Times New Roman" w:hAnsi="Aptos Narrow" w:cs="Times New Roman"/>
@@ -4585,7 +4622,46 @@
                 <w:lang w:eastAsia="pl-PL"/>
                 <w14:ligatures w14:val="none"/>
               </w:rPr>
-              <w:t>Pobó prądu [mA]</w:t>
+              <w:t>Pobó</w:t>
+            </w:r>
+            <w:proofErr w:type="spellEnd"/>
+            <w:r>
+              <w:rPr>
+                <w:rFonts w:ascii="Aptos Narrow" w:eastAsia="Times New Roman" w:hAnsi="Aptos Narrow" w:cs="Times New Roman"/>
+                <w:color w:val="000000"/>
+                <w:kern w:val="0"/>
+                <w:sz w:val="22"/>
+                <w:szCs w:val="22"/>
+                <w:lang w:eastAsia="pl-PL"/>
+                <w14:ligatures w14:val="none"/>
+              </w:rPr>
+              <w:t xml:space="preserve"> prądu [</w:t>
+            </w:r>
+            <w:proofErr w:type="spellStart"/>
+            <w:r>
+              <w:rPr>
+                <w:rFonts w:ascii="Aptos Narrow" w:eastAsia="Times New Roman" w:hAnsi="Aptos Narrow" w:cs="Times New Roman"/>
+                <w:color w:val="000000"/>
+                <w:kern w:val="0"/>
+                <w:sz w:val="22"/>
+                <w:szCs w:val="22"/>
+                <w:lang w:eastAsia="pl-PL"/>
+                <w14:ligatures w14:val="none"/>
+              </w:rPr>
+              <w:t>mA</w:t>
+            </w:r>
+            <w:proofErr w:type="spellEnd"/>
+            <w:r>
+              <w:rPr>
+                <w:rFonts w:ascii="Aptos Narrow" w:eastAsia="Times New Roman" w:hAnsi="Aptos Narrow" w:cs="Times New Roman"/>
+                <w:color w:val="000000"/>
+                <w:kern w:val="0"/>
+                <w:sz w:val="22"/>
+                <w:szCs w:val="22"/>
+                <w:lang w:eastAsia="pl-PL"/>
+                <w14:ligatures w14:val="none"/>
+              </w:rPr>
+              <w:t>]</w:t>
             </w:r>
           </w:p>
         </w:tc>
@@ -5379,7 +5455,21 @@
           <w:rFonts w:eastAsiaTheme="minorEastAsia"/>
         </w:rPr>
         <w:br/>
-        <w:t>Przetwornica step-up = 10 %</w:t>
+        <w:t xml:space="preserve">Przetwornica </w:t>
+      </w:r>
+      <w:proofErr w:type="spellStart"/>
+      <w:r>
+        <w:rPr>
+          <w:rFonts w:eastAsiaTheme="minorEastAsia"/>
+        </w:rPr>
+        <w:t>step-up</w:t>
+      </w:r>
+      <w:proofErr w:type="spellEnd"/>
+      <w:r>
+        <w:rPr>
+          <w:rFonts w:eastAsiaTheme="minorEastAsia"/>
+        </w:rPr>
+        <w:t xml:space="preserve"> = 10 %</w:t>
       </w:r>
     </w:p>
     <w:p>
@@ -5664,13 +5754,7 @@
             <w:rPr>
               <w:rFonts w:ascii="Cambria Math" w:eastAsiaTheme="minorEastAsia" w:hAnsi="Cambria Math"/>
             </w:rPr>
-            <m:t>=</m:t>
-          </m:r>
-          <m:r>
-            <w:rPr>
-              <w:rFonts w:ascii="Cambria Math" w:eastAsiaTheme="minorEastAsia" w:hAnsi="Cambria Math"/>
-            </w:rPr>
-            <m:t>0,08 A=80 mA</m:t>
+            <m:t>=0,08 A=80 mA</m:t>
           </m:r>
         </m:oMath>
       </m:oMathPara>
@@ -5815,6 +5899,75 @@
           </m:r>
         </m:oMath>
       </m:oMathPara>
+    </w:p>
+    <w:p>
+      <w:pPr>
+        <w:rPr>
+          <w:rFonts w:eastAsiaTheme="minorEastAsia"/>
+        </w:rPr>
+      </w:pPr>
+    </w:p>
+    <w:p>
+      <w:pPr>
+        <w:jc w:val="both"/>
+        <w:rPr>
+          <w:rFonts w:eastAsiaTheme="minorEastAsia"/>
+        </w:rPr>
+      </w:pPr>
+      <w:r>
+        <w:rPr>
+          <w:rFonts w:eastAsiaTheme="minorEastAsia"/>
+        </w:rPr>
+        <w:t>Schemat połączenia czujników</w:t>
+      </w:r>
+    </w:p>
+    <w:p>
+      <w:pPr>
+        <w:jc w:val="both"/>
+        <w:rPr>
+          <w:rFonts w:eastAsiaTheme="minorEastAsia"/>
+        </w:rPr>
+      </w:pPr>
+      <w:r>
+        <w:rPr>
+          <w:rFonts w:eastAsiaTheme="minorEastAsia"/>
+        </w:rPr>
+        <w:drawing>
+          <wp:inline distT="0" distB="0" distL="0" distR="0" wp14:anchorId="5A7E98D1" wp14:editId="163B9954">
+            <wp:extent cx="5760720" cy="4046220"/>
+            <wp:effectExtent l="0" t="0" r="5080" b="5080"/>
+            <wp:docPr id="1871227489" name="Picture 1" descr="A circuit board with many wires&#10;&#10;AI-generated content may be incorrect."/>
+            <wp:cNvGraphicFramePr>
+              <a:graphicFrameLocks xmlns:a="http://schemas.openxmlformats.org/drawingml/2006/main" noChangeAspect="1"/>
+            </wp:cNvGraphicFramePr>
+            <a:graphic xmlns:a="http://schemas.openxmlformats.org/drawingml/2006/main">
+              <a:graphicData uri="http://schemas.openxmlformats.org/drawingml/2006/picture">
+                <pic:pic xmlns:pic="http://schemas.openxmlformats.org/drawingml/2006/picture">
+                  <pic:nvPicPr>
+                    <pic:cNvPr id="1871227489" name="Picture 1" descr="A circuit board with many wires&#10;&#10;AI-generated content may be incorrect."/>
+                    <pic:cNvPicPr/>
+                  </pic:nvPicPr>
+                  <pic:blipFill>
+                    <a:blip r:embed="rId8"/>
+                    <a:stretch>
+                      <a:fillRect/>
+                    </a:stretch>
+                  </pic:blipFill>
+                  <pic:spPr>
+                    <a:xfrm>
+                      <a:off x="0" y="0"/>
+                      <a:ext cx="5760720" cy="4046220"/>
+                    </a:xfrm>
+                    <a:prstGeom prst="rect">
+                      <a:avLst/>
+                    </a:prstGeom>
+                  </pic:spPr>
+                </pic:pic>
+              </a:graphicData>
+            </a:graphic>
+          </wp:inline>
+        </w:drawing>
+      </w:r>
     </w:p>
     <w:sectPr>
       <w:pgSz w:w="11906" w:h="16838"/>
@@ -6916,15 +7069,15 @@
     <w:lsdException w:name="Unresolved Mention" w:semiHidden="1" w:unhideWhenUsed="1"/>
     <w:lsdException w:name="Smart Link" w:semiHidden="1" w:unhideWhenUsed="1"/>
   </w:latentStyles>
-  <w:style w:type="paragraph" w:default="1" w:styleId="Normalny">
+  <w:style w:type="paragraph" w:default="1" w:styleId="Normal">
     <w:name w:val="Normal"/>
     <w:qFormat/>
   </w:style>
-  <w:style w:type="paragraph" w:styleId="Nagwek1">
+  <w:style w:type="paragraph" w:styleId="Heading1">
     <w:name w:val="heading 1"/>
-    <w:basedOn w:val="Normalny"/>
-    <w:next w:val="Normalny"/>
-    <w:link w:val="Nagwek1Znak"/>
+    <w:basedOn w:val="Normal"/>
+    <w:next w:val="Normal"/>
+    <w:link w:val="Heading1Char"/>
     <w:uiPriority w:val="9"/>
     <w:qFormat/>
     <w:rsid w:val="004A34FF"/>
@@ -6941,11 +7094,11 @@
       <w:szCs w:val="40"/>
     </w:rPr>
   </w:style>
-  <w:style w:type="paragraph" w:styleId="Nagwek2">
+  <w:style w:type="paragraph" w:styleId="Heading2">
     <w:name w:val="heading 2"/>
-    <w:basedOn w:val="Normalny"/>
-    <w:next w:val="Normalny"/>
-    <w:link w:val="Nagwek2Znak"/>
+    <w:basedOn w:val="Normal"/>
+    <w:next w:val="Normal"/>
+    <w:link w:val="Heading2Char"/>
     <w:uiPriority w:val="9"/>
     <w:unhideWhenUsed/>
     <w:qFormat/>
@@ -6963,11 +7116,11 @@
       <w:szCs w:val="32"/>
     </w:rPr>
   </w:style>
-  <w:style w:type="paragraph" w:styleId="Nagwek3">
+  <w:style w:type="paragraph" w:styleId="Heading3">
     <w:name w:val="heading 3"/>
-    <w:basedOn w:val="Normalny"/>
-    <w:next w:val="Normalny"/>
-    <w:link w:val="Nagwek3Znak"/>
+    <w:basedOn w:val="Normal"/>
+    <w:next w:val="Normal"/>
+    <w:link w:val="Heading3Char"/>
     <w:uiPriority w:val="9"/>
     <w:unhideWhenUsed/>
     <w:qFormat/>
@@ -6985,11 +7138,11 @@
       <w:szCs w:val="28"/>
     </w:rPr>
   </w:style>
-  <w:style w:type="paragraph" w:styleId="Nagwek4">
+  <w:style w:type="paragraph" w:styleId="Heading4">
     <w:name w:val="heading 4"/>
-    <w:basedOn w:val="Normalny"/>
-    <w:next w:val="Normalny"/>
-    <w:link w:val="Nagwek4Znak"/>
+    <w:basedOn w:val="Normal"/>
+    <w:next w:val="Normal"/>
+    <w:link w:val="Heading4Char"/>
     <w:uiPriority w:val="9"/>
     <w:semiHidden/>
     <w:unhideWhenUsed/>
@@ -7008,11 +7161,11 @@
       <w:color w:val="0F4761" w:themeColor="accent1" w:themeShade="BF"/>
     </w:rPr>
   </w:style>
-  <w:style w:type="paragraph" w:styleId="Nagwek5">
+  <w:style w:type="paragraph" w:styleId="Heading5">
     <w:name w:val="heading 5"/>
-    <w:basedOn w:val="Normalny"/>
-    <w:next w:val="Normalny"/>
-    <w:link w:val="Nagwek5Znak"/>
+    <w:basedOn w:val="Normal"/>
+    <w:next w:val="Normal"/>
+    <w:link w:val="Heading5Char"/>
     <w:uiPriority w:val="9"/>
     <w:semiHidden/>
     <w:unhideWhenUsed/>
@@ -7029,11 +7182,11 @@
       <w:color w:val="0F4761" w:themeColor="accent1" w:themeShade="BF"/>
     </w:rPr>
   </w:style>
-  <w:style w:type="paragraph" w:styleId="Nagwek6">
+  <w:style w:type="paragraph" w:styleId="Heading6">
     <w:name w:val="heading 6"/>
-    <w:basedOn w:val="Normalny"/>
-    <w:next w:val="Normalny"/>
-    <w:link w:val="Nagwek6Znak"/>
+    <w:basedOn w:val="Normal"/>
+    <w:next w:val="Normal"/>
+    <w:link w:val="Heading6Char"/>
     <w:uiPriority w:val="9"/>
     <w:semiHidden/>
     <w:unhideWhenUsed/>
@@ -7052,11 +7205,11 @@
       <w:color w:val="595959" w:themeColor="text1" w:themeTint="A6"/>
     </w:rPr>
   </w:style>
-  <w:style w:type="paragraph" w:styleId="Nagwek7">
+  <w:style w:type="paragraph" w:styleId="Heading7">
     <w:name w:val="heading 7"/>
-    <w:basedOn w:val="Normalny"/>
-    <w:next w:val="Normalny"/>
-    <w:link w:val="Nagwek7Znak"/>
+    <w:basedOn w:val="Normal"/>
+    <w:next w:val="Normal"/>
+    <w:link w:val="Heading7Char"/>
     <w:uiPriority w:val="9"/>
     <w:semiHidden/>
     <w:unhideWhenUsed/>
@@ -7073,11 +7226,11 @@
       <w:color w:val="595959" w:themeColor="text1" w:themeTint="A6"/>
     </w:rPr>
   </w:style>
-  <w:style w:type="paragraph" w:styleId="Nagwek8">
+  <w:style w:type="paragraph" w:styleId="Heading8">
     <w:name w:val="heading 8"/>
-    <w:basedOn w:val="Normalny"/>
-    <w:next w:val="Normalny"/>
-    <w:link w:val="Nagwek8Znak"/>
+    <w:basedOn w:val="Normal"/>
+    <w:next w:val="Normal"/>
+    <w:link w:val="Heading8Char"/>
     <w:uiPriority w:val="9"/>
     <w:semiHidden/>
     <w:unhideWhenUsed/>
@@ -7096,11 +7249,11 @@
       <w:color w:val="272727" w:themeColor="text1" w:themeTint="D8"/>
     </w:rPr>
   </w:style>
-  <w:style w:type="paragraph" w:styleId="Nagwek9">
+  <w:style w:type="paragraph" w:styleId="Heading9">
     <w:name w:val="heading 9"/>
-    <w:basedOn w:val="Normalny"/>
-    <w:next w:val="Normalny"/>
-    <w:link w:val="Nagwek9Znak"/>
+    <w:basedOn w:val="Normal"/>
+    <w:next w:val="Normal"/>
+    <w:link w:val="Heading9Char"/>
     <w:uiPriority w:val="9"/>
     <w:semiHidden/>
     <w:unhideWhenUsed/>
@@ -7117,13 +7270,13 @@
       <w:color w:val="272727" w:themeColor="text1" w:themeTint="D8"/>
     </w:rPr>
   </w:style>
-  <w:style w:type="character" w:default="1" w:styleId="Domylnaczcionkaakapitu">
+  <w:style w:type="character" w:default="1" w:styleId="DefaultParagraphFont">
     <w:name w:val="Default Paragraph Font"/>
     <w:uiPriority w:val="1"/>
     <w:semiHidden/>
     <w:unhideWhenUsed/>
   </w:style>
-  <w:style w:type="table" w:default="1" w:styleId="Standardowy">
+  <w:style w:type="table" w:default="1" w:styleId="TableNormal">
     <w:name w:val="Normal Table"/>
     <w:uiPriority w:val="99"/>
     <w:semiHidden/>
@@ -7138,16 +7291,16 @@
       </w:tblCellMar>
     </w:tblPr>
   </w:style>
-  <w:style w:type="numbering" w:default="1" w:styleId="Bezlisty">
+  <w:style w:type="numbering" w:default="1" w:styleId="NoList">
     <w:name w:val="No List"/>
     <w:uiPriority w:val="99"/>
     <w:semiHidden/>
     <w:unhideWhenUsed/>
   </w:style>
-  <w:style w:type="character" w:customStyle="1" w:styleId="Nagwek1Znak">
-    <w:name w:val="Nagłówek 1 Znak"/>
-    <w:basedOn w:val="Domylnaczcionkaakapitu"/>
-    <w:link w:val="Nagwek1"/>
+  <w:style w:type="character" w:customStyle="1" w:styleId="Heading1Char">
+    <w:name w:val="Heading 1 Char"/>
+    <w:basedOn w:val="DefaultParagraphFont"/>
+    <w:link w:val="Heading1"/>
     <w:uiPriority w:val="9"/>
     <w:rsid w:val="004A34FF"/>
     <w:rPr>
@@ -7157,10 +7310,10 @@
       <w:szCs w:val="40"/>
     </w:rPr>
   </w:style>
-  <w:style w:type="character" w:customStyle="1" w:styleId="Nagwek2Znak">
-    <w:name w:val="Nagłówek 2 Znak"/>
-    <w:basedOn w:val="Domylnaczcionkaakapitu"/>
-    <w:link w:val="Nagwek2"/>
+  <w:style w:type="character" w:customStyle="1" w:styleId="Heading2Char">
+    <w:name w:val="Heading 2 Char"/>
+    <w:basedOn w:val="DefaultParagraphFont"/>
+    <w:link w:val="Heading2"/>
     <w:uiPriority w:val="9"/>
     <w:rsid w:val="004A34FF"/>
     <w:rPr>
@@ -7170,10 +7323,10 @@
       <w:szCs w:val="32"/>
     </w:rPr>
   </w:style>
-  <w:style w:type="character" w:customStyle="1" w:styleId="Nagwek3Znak">
-    <w:name w:val="Nagłówek 3 Znak"/>
-    <w:basedOn w:val="Domylnaczcionkaakapitu"/>
-    <w:link w:val="Nagwek3"/>
+  <w:style w:type="character" w:customStyle="1" w:styleId="Heading3Char">
+    <w:name w:val="Heading 3 Char"/>
+    <w:basedOn w:val="DefaultParagraphFont"/>
+    <w:link w:val="Heading3"/>
     <w:uiPriority w:val="9"/>
     <w:rsid w:val="004A34FF"/>
     <w:rPr>
@@ -7183,10 +7336,10 @@
       <w:szCs w:val="28"/>
     </w:rPr>
   </w:style>
-  <w:style w:type="character" w:customStyle="1" w:styleId="Nagwek4Znak">
-    <w:name w:val="Nagłówek 4 Znak"/>
-    <w:basedOn w:val="Domylnaczcionkaakapitu"/>
-    <w:link w:val="Nagwek4"/>
+  <w:style w:type="character" w:customStyle="1" w:styleId="Heading4Char">
+    <w:name w:val="Heading 4 Char"/>
+    <w:basedOn w:val="DefaultParagraphFont"/>
+    <w:link w:val="Heading4"/>
     <w:uiPriority w:val="9"/>
     <w:semiHidden/>
     <w:rsid w:val="004A34FF"/>
@@ -7197,10 +7350,10 @@
       <w:color w:val="0F4761" w:themeColor="accent1" w:themeShade="BF"/>
     </w:rPr>
   </w:style>
-  <w:style w:type="character" w:customStyle="1" w:styleId="Nagwek5Znak">
-    <w:name w:val="Nagłówek 5 Znak"/>
-    <w:basedOn w:val="Domylnaczcionkaakapitu"/>
-    <w:link w:val="Nagwek5"/>
+  <w:style w:type="character" w:customStyle="1" w:styleId="Heading5Char">
+    <w:name w:val="Heading 5 Char"/>
+    <w:basedOn w:val="DefaultParagraphFont"/>
+    <w:link w:val="Heading5"/>
     <w:uiPriority w:val="9"/>
     <w:semiHidden/>
     <w:rsid w:val="004A34FF"/>
@@ -7209,10 +7362,10 @@
       <w:color w:val="0F4761" w:themeColor="accent1" w:themeShade="BF"/>
     </w:rPr>
   </w:style>
-  <w:style w:type="character" w:customStyle="1" w:styleId="Nagwek6Znak">
-    <w:name w:val="Nagłówek 6 Znak"/>
-    <w:basedOn w:val="Domylnaczcionkaakapitu"/>
-    <w:link w:val="Nagwek6"/>
+  <w:style w:type="character" w:customStyle="1" w:styleId="Heading6Char">
+    <w:name w:val="Heading 6 Char"/>
+    <w:basedOn w:val="DefaultParagraphFont"/>
+    <w:link w:val="Heading6"/>
     <w:uiPriority w:val="9"/>
     <w:semiHidden/>
     <w:rsid w:val="004A34FF"/>
@@ -7223,10 +7376,10 @@
       <w:color w:val="595959" w:themeColor="text1" w:themeTint="A6"/>
     </w:rPr>
   </w:style>
-  <w:style w:type="character" w:customStyle="1" w:styleId="Nagwek7Znak">
-    <w:name w:val="Nagłówek 7 Znak"/>
-    <w:basedOn w:val="Domylnaczcionkaakapitu"/>
-    <w:link w:val="Nagwek7"/>
+  <w:style w:type="character" w:customStyle="1" w:styleId="Heading7Char">
+    <w:name w:val="Heading 7 Char"/>
+    <w:basedOn w:val="DefaultParagraphFont"/>
+    <w:link w:val="Heading7"/>
     <w:uiPriority w:val="9"/>
     <w:semiHidden/>
     <w:rsid w:val="004A34FF"/>
@@ -7235,10 +7388,10 @@
       <w:color w:val="595959" w:themeColor="text1" w:themeTint="A6"/>
     </w:rPr>
   </w:style>
-  <w:style w:type="character" w:customStyle="1" w:styleId="Nagwek8Znak">
-    <w:name w:val="Nagłówek 8 Znak"/>
-    <w:basedOn w:val="Domylnaczcionkaakapitu"/>
-    <w:link w:val="Nagwek8"/>
+  <w:style w:type="character" w:customStyle="1" w:styleId="Heading8Char">
+    <w:name w:val="Heading 8 Char"/>
+    <w:basedOn w:val="DefaultParagraphFont"/>
+    <w:link w:val="Heading8"/>
     <w:uiPriority w:val="9"/>
     <w:semiHidden/>
     <w:rsid w:val="004A34FF"/>
@@ -7249,10 +7402,10 @@
       <w:color w:val="272727" w:themeColor="text1" w:themeTint="D8"/>
     </w:rPr>
   </w:style>
-  <w:style w:type="character" w:customStyle="1" w:styleId="Nagwek9Znak">
-    <w:name w:val="Nagłówek 9 Znak"/>
-    <w:basedOn w:val="Domylnaczcionkaakapitu"/>
-    <w:link w:val="Nagwek9"/>
+  <w:style w:type="character" w:customStyle="1" w:styleId="Heading9Char">
+    <w:name w:val="Heading 9 Char"/>
+    <w:basedOn w:val="DefaultParagraphFont"/>
+    <w:link w:val="Heading9"/>
     <w:uiPriority w:val="9"/>
     <w:semiHidden/>
     <w:rsid w:val="004A34FF"/>
@@ -7261,11 +7414,11 @@
       <w:color w:val="272727" w:themeColor="text1" w:themeTint="D8"/>
     </w:rPr>
   </w:style>
-  <w:style w:type="paragraph" w:styleId="Tytu">
+  <w:style w:type="paragraph" w:styleId="Title">
     <w:name w:val="Title"/>
-    <w:basedOn w:val="Normalny"/>
-    <w:next w:val="Normalny"/>
-    <w:link w:val="TytuZnak"/>
+    <w:basedOn w:val="Normal"/>
+    <w:next w:val="Normal"/>
+    <w:link w:val="TitleChar"/>
     <w:uiPriority w:val="10"/>
     <w:qFormat/>
     <w:rsid w:val="004A34FF"/>
@@ -7281,10 +7434,10 @@
       <w:szCs w:val="56"/>
     </w:rPr>
   </w:style>
-  <w:style w:type="character" w:customStyle="1" w:styleId="TytuZnak">
-    <w:name w:val="Tytuł Znak"/>
-    <w:basedOn w:val="Domylnaczcionkaakapitu"/>
-    <w:link w:val="Tytu"/>
+  <w:style w:type="character" w:customStyle="1" w:styleId="TitleChar">
+    <w:name w:val="Title Char"/>
+    <w:basedOn w:val="DefaultParagraphFont"/>
+    <w:link w:val="Title"/>
     <w:uiPriority w:val="10"/>
     <w:rsid w:val="004A34FF"/>
     <w:rPr>
@@ -7295,11 +7448,11 @@
       <w:szCs w:val="56"/>
     </w:rPr>
   </w:style>
-  <w:style w:type="paragraph" w:styleId="Podtytu">
+  <w:style w:type="paragraph" w:styleId="Subtitle">
     <w:name w:val="Subtitle"/>
-    <w:basedOn w:val="Normalny"/>
-    <w:next w:val="Normalny"/>
-    <w:link w:val="PodtytuZnak"/>
+    <w:basedOn w:val="Normal"/>
+    <w:next w:val="Normal"/>
+    <w:link w:val="SubtitleChar"/>
     <w:uiPriority w:val="11"/>
     <w:qFormat/>
     <w:rsid w:val="004A34FF"/>
@@ -7316,10 +7469,10 @@
       <w:szCs w:val="28"/>
     </w:rPr>
   </w:style>
-  <w:style w:type="character" w:customStyle="1" w:styleId="PodtytuZnak">
-    <w:name w:val="Podtytuł Znak"/>
-    <w:basedOn w:val="Domylnaczcionkaakapitu"/>
-    <w:link w:val="Podtytu"/>
+  <w:style w:type="character" w:customStyle="1" w:styleId="SubtitleChar">
+    <w:name w:val="Subtitle Char"/>
+    <w:basedOn w:val="DefaultParagraphFont"/>
+    <w:link w:val="Subtitle"/>
     <w:uiPriority w:val="11"/>
     <w:rsid w:val="004A34FF"/>
     <w:rPr>
@@ -7330,11 +7483,11 @@
       <w:szCs w:val="28"/>
     </w:rPr>
   </w:style>
-  <w:style w:type="paragraph" w:styleId="Cytat">
+  <w:style w:type="paragraph" w:styleId="Quote">
     <w:name w:val="Quote"/>
-    <w:basedOn w:val="Normalny"/>
-    <w:next w:val="Normalny"/>
-    <w:link w:val="CytatZnak"/>
+    <w:basedOn w:val="Normal"/>
+    <w:next w:val="Normal"/>
+    <w:link w:val="QuoteChar"/>
     <w:uiPriority w:val="29"/>
     <w:qFormat/>
     <w:rsid w:val="004A34FF"/>
@@ -7348,10 +7501,10 @@
       <w:color w:val="404040" w:themeColor="text1" w:themeTint="BF"/>
     </w:rPr>
   </w:style>
-  <w:style w:type="character" w:customStyle="1" w:styleId="CytatZnak">
-    <w:name w:val="Cytat Znak"/>
-    <w:basedOn w:val="Domylnaczcionkaakapitu"/>
-    <w:link w:val="Cytat"/>
+  <w:style w:type="character" w:customStyle="1" w:styleId="QuoteChar">
+    <w:name w:val="Quote Char"/>
+    <w:basedOn w:val="DefaultParagraphFont"/>
+    <w:link w:val="Quote"/>
     <w:uiPriority w:val="29"/>
     <w:rsid w:val="004A34FF"/>
     <w:rPr>
@@ -7360,9 +7513,9 @@
       <w:color w:val="404040" w:themeColor="text1" w:themeTint="BF"/>
     </w:rPr>
   </w:style>
-  <w:style w:type="paragraph" w:styleId="Akapitzlist">
+  <w:style w:type="paragraph" w:styleId="ListParagraph">
     <w:name w:val="List Paragraph"/>
-    <w:basedOn w:val="Normalny"/>
+    <w:basedOn w:val="Normal"/>
     <w:uiPriority w:val="34"/>
     <w:qFormat/>
     <w:rsid w:val="004A34FF"/>
@@ -7371,9 +7524,9 @@
       <w:contextualSpacing/>
     </w:pPr>
   </w:style>
-  <w:style w:type="character" w:styleId="Wyrnienieintensywne">
+  <w:style w:type="character" w:styleId="IntenseEmphasis">
     <w:name w:val="Intense Emphasis"/>
-    <w:basedOn w:val="Domylnaczcionkaakapitu"/>
+    <w:basedOn w:val="DefaultParagraphFont"/>
     <w:uiPriority w:val="21"/>
     <w:qFormat/>
     <w:rsid w:val="004A34FF"/>
@@ -7383,11 +7536,11 @@
       <w:color w:val="0F4761" w:themeColor="accent1" w:themeShade="BF"/>
     </w:rPr>
   </w:style>
-  <w:style w:type="paragraph" w:styleId="Cytatintensywny">
+  <w:style w:type="paragraph" w:styleId="IntenseQuote">
     <w:name w:val="Intense Quote"/>
-    <w:basedOn w:val="Normalny"/>
-    <w:next w:val="Normalny"/>
-    <w:link w:val="CytatintensywnyZnak"/>
+    <w:basedOn w:val="Normal"/>
+    <w:next w:val="Normal"/>
+    <w:link w:val="IntenseQuoteChar"/>
     <w:uiPriority w:val="30"/>
     <w:qFormat/>
     <w:rsid w:val="004A34FF"/>
@@ -7406,10 +7559,10 @@
       <w:color w:val="0F4761" w:themeColor="accent1" w:themeShade="BF"/>
     </w:rPr>
   </w:style>
-  <w:style w:type="character" w:customStyle="1" w:styleId="CytatintensywnyZnak">
-    <w:name w:val="Cytat intensywny Znak"/>
-    <w:basedOn w:val="Domylnaczcionkaakapitu"/>
-    <w:link w:val="Cytatintensywny"/>
+  <w:style w:type="character" w:customStyle="1" w:styleId="IntenseQuoteChar">
+    <w:name w:val="Intense Quote Char"/>
+    <w:basedOn w:val="DefaultParagraphFont"/>
+    <w:link w:val="IntenseQuote"/>
     <w:uiPriority w:val="30"/>
     <w:rsid w:val="004A34FF"/>
     <w:rPr>
@@ -7418,9 +7571,9 @@
       <w:color w:val="0F4761" w:themeColor="accent1" w:themeShade="BF"/>
     </w:rPr>
   </w:style>
-  <w:style w:type="character" w:styleId="Odwoanieintensywne">
+  <w:style w:type="character" w:styleId="IntenseReference">
     <w:name w:val="Intense Reference"/>
-    <w:basedOn w:val="Domylnaczcionkaakapitu"/>
+    <w:basedOn w:val="DefaultParagraphFont"/>
     <w:uiPriority w:val="32"/>
     <w:qFormat/>
     <w:rsid w:val="004A34FF"/>
@@ -7432,7 +7585,7 @@
       <w:spacing w:val="5"/>
     </w:rPr>
   </w:style>
-  <w:style w:type="paragraph" w:styleId="Bezodstpw">
+  <w:style w:type="paragraph" w:styleId="NoSpacing">
     <w:name w:val="No Spacing"/>
     <w:uiPriority w:val="1"/>
     <w:qFormat/>
@@ -7441,9 +7594,9 @@
       <w:spacing w:after="0" w:line="240" w:lineRule="auto"/>
     </w:pPr>
   </w:style>
-  <w:style w:type="table" w:styleId="Tabelasiatki7kolorowa">
+  <w:style w:type="table" w:styleId="GridTable7Colourful">
     <w:name w:val="Grid Table 7 Colorful"/>
-    <w:basedOn w:val="Standardowy"/>
+    <w:basedOn w:val="TableNormal"/>
     <w:uiPriority w:val="52"/>
     <w:rsid w:val="0029434C"/>
     <w:pPr>
@@ -7580,9 +7733,9 @@
       </w:tcPr>
     </w:tblStylePr>
   </w:style>
-  <w:style w:type="table" w:styleId="Zwykatabela2">
+  <w:style w:type="table" w:styleId="PlainTable2">
     <w:name w:val="Plain Table 2"/>
-    <w:basedOn w:val="Standardowy"/>
+    <w:basedOn w:val="TableNormal"/>
     <w:uiPriority w:val="42"/>
     <w:rsid w:val="0029434C"/>
     <w:pPr>
@@ -7660,9 +7813,9 @@
       </w:tcPr>
     </w:tblStylePr>
   </w:style>
-  <w:style w:type="table" w:styleId="Tabela-Siatka">
+  <w:style w:type="table" w:styleId="TableGrid">
     <w:name w:val="Table Grid"/>
-    <w:basedOn w:val="Standardowy"/>
+    <w:basedOn w:val="TableNormal"/>
     <w:uiPriority w:val="39"/>
     <w:rsid w:val="0029434C"/>
     <w:pPr>
@@ -7696,9 +7849,9 @@
       <w14:ligatures w14:val="none"/>
     </w:rPr>
   </w:style>
-  <w:style w:type="character" w:styleId="Tekstzastpczy">
+  <w:style w:type="character" w:styleId="PlaceholderText">
     <w:name w:val="Placeholder Text"/>
-    <w:basedOn w:val="Domylnaczcionkaakapitu"/>
+    <w:basedOn w:val="DefaultParagraphFont"/>
     <w:uiPriority w:val="99"/>
     <w:semiHidden/>
     <w:rsid w:val="006218E2"/>
